--- a/University/Kurator/4 Лаба.docx
+++ b/University/Kurator/4 Лаба.docx
@@ -4,6 +4,7 @@
   <w:body>
     <w:p>
       <w:pPr>
+        <w:spacing w:after="0"/>
         <w:ind w:left="0"/>
         <w:jc w:val="center"/>
       </w:pPr>
@@ -30,6 +31,7 @@
         <w:tabs>
           <w:tab w:val="left" w:pos="851"/>
         </w:tabs>
+        <w:spacing w:after="0"/>
         <w:ind w:left="0"/>
         <w:jc w:val="center"/>
       </w:pPr>
@@ -39,6 +41,7 @@
     </w:p>
     <w:p>
       <w:pPr>
+        <w:spacing w:after="0"/>
         <w:ind w:left="0"/>
       </w:pPr>
       <w:r>
@@ -73,6 +76,8 @@
           <w:ilvl w:val="0"/>
           <w:numId w:val="6"/>
         </w:numPr>
+        <w:spacing w:after="0"/>
+        <w:ind w:left="714" w:hanging="357"/>
         <w:rPr>
           <w:b/>
           <w:bCs/>
@@ -368,11 +373,7 @@
     </w:tbl>
     <w:p>
       <w:pPr>
-        <w:ind w:left="0"/>
-      </w:pPr>
-    </w:p>
-    <w:p>
-      <w:pPr>
+        <w:spacing w:before="240" w:after="0"/>
         <w:ind w:left="0"/>
       </w:pPr>
       <w:r>
@@ -1056,11 +1057,7 @@
     </w:tbl>
     <w:p>
       <w:pPr>
-        <w:ind w:left="0"/>
-      </w:pPr>
-    </w:p>
-    <w:p>
-      <w:pPr>
+        <w:spacing w:before="240" w:after="0"/>
         <w:ind w:left="0"/>
       </w:pPr>
       <w:r>
@@ -1743,29 +1740,27 @@
     </w:tbl>
     <w:p>
       <w:pPr>
+        <w:spacing w:after="0"/>
         <w:ind w:left="0"/>
       </w:pPr>
     </w:p>
     <w:p>
       <w:pPr>
+        <w:spacing w:line="259" w:lineRule="auto"/>
         <w:ind w:left="0"/>
+        <w:jc w:val="left"/>
       </w:pPr>
+      <w:r>
+        <w:br w:type="page"/>
+      </w:r>
     </w:p>
     <w:p>
       <w:pPr>
-        <w:ind w:left="0"/>
-      </w:pPr>
-    </w:p>
-    <w:p>
-      <w:pPr>
-        <w:ind w:left="0"/>
-      </w:pPr>
-    </w:p>
-    <w:p>
-      <w:pPr>
+        <w:spacing w:after="0"/>
         <w:ind w:left="0"/>
       </w:pPr>
       <w:r>
+        <w:lastRenderedPageBreak/>
         <w:t>4.</w:t>
       </w:r>
       <w:r>
@@ -2443,11 +2438,7 @@
     </w:tbl>
     <w:p>
       <w:pPr>
-        <w:ind w:left="0"/>
-      </w:pPr>
-    </w:p>
-    <w:p>
-      <w:pPr>
+        <w:spacing w:before="240" w:after="0"/>
         <w:ind w:left="0"/>
       </w:pPr>
       <w:r>
@@ -3796,30 +3787,10 @@
     </w:tbl>
     <w:p>
       <w:pPr>
-        <w:ind w:left="0"/>
-      </w:pPr>
-    </w:p>
-    <w:p>
-      <w:pPr>
-        <w:ind w:left="0"/>
-      </w:pPr>
-    </w:p>
-    <w:p>
-      <w:pPr>
-        <w:ind w:left="0"/>
-      </w:pPr>
-    </w:p>
-    <w:p>
-      <w:pPr>
-        <w:ind w:left="0"/>
-      </w:pPr>
-    </w:p>
-    <w:p>
-      <w:pPr>
+        <w:spacing w:before="240" w:after="0"/>
         <w:ind w:left="0"/>
       </w:pPr>
       <w:r>
-        <w:lastRenderedPageBreak/>
         <w:t>6.</w:t>
       </w:r>
       <w:r>
@@ -4323,10 +4294,6 @@
             <w:pPr>
               <w:ind w:left="0"/>
               <w:jc w:val="center"/>
-              <w:rPr>
-                <w:sz w:val="24"/>
-                <w:szCs w:val="24"/>
-              </w:rPr>
             </w:pPr>
             <w:r>
               <w:rPr>
@@ -4516,7 +4483,7 @@
     </w:p>
     <w:p>
       <w:pPr>
-        <w:spacing w:line="259" w:lineRule="auto"/>
+        <w:spacing w:after="0" w:line="259" w:lineRule="auto"/>
         <w:ind w:left="0"/>
         <w:jc w:val="left"/>
         <w:rPr>
@@ -4613,6 +4580,7 @@
     </w:p>
     <w:p>
       <w:pPr>
+        <w:spacing w:after="0"/>
         <w:ind w:left="0"/>
         <w:rPr>
           <w:sz w:val="24"/>
@@ -4676,10 +4644,9 @@
     </w:p>
     <w:p>
       <w:pPr>
+        <w:spacing w:after="0"/>
         <w:ind w:left="0"/>
         <w:rPr>
-          <w:sz w:val="24"/>
-          <w:szCs w:val="24"/>
           <w:lang w:val="en-US"/>
         </w:rPr>
       </w:pPr>
@@ -4739,6 +4706,7 @@
     </w:p>
     <w:p>
       <w:pPr>
+        <w:spacing w:after="0"/>
         <w:ind w:left="0"/>
         <w:rPr>
           <w:sz w:val="24"/>
@@ -4802,6 +4770,7 @@
     </w:p>
     <w:p>
       <w:pPr>
+        <w:spacing w:after="0"/>
         <w:ind w:left="0"/>
         <w:rPr>
           <w:sz w:val="24"/>
@@ -4901,6 +4870,7 @@
                 <w:sz w:val="24"/>
                 <w:szCs w:val="24"/>
               </w:rPr>
+              <w:lastRenderedPageBreak/>
               <w:t>№</w:t>
             </w:r>
           </w:p>
@@ -5531,11 +5501,7 @@
     </w:tbl>
     <w:p>
       <w:pPr>
-        <w:ind w:left="0"/>
-      </w:pPr>
-    </w:p>
-    <w:p>
-      <w:pPr>
+        <w:spacing w:before="240"/>
         <w:ind w:left="0"/>
       </w:pPr>
       <w:r>
@@ -6219,16 +6185,6 @@
         <w:ind w:left="0"/>
       </w:pPr>
     </w:p>
-    <w:p>
-      <w:pPr>
-        <w:ind w:left="0"/>
-      </w:pPr>
-    </w:p>
-    <w:p>
-      <w:pPr>
-        <w:ind w:left="0"/>
-      </w:pPr>
-    </w:p>
     <w:tbl>
       <w:tblPr>
         <w:tblStyle w:val="af0"/>
@@ -6267,7 +6223,6 @@
                 <w:sz w:val="24"/>
                 <w:szCs w:val="24"/>
               </w:rPr>
-              <w:lastRenderedPageBreak/>
               <w:t>№</w:t>
             </w:r>
           </w:p>
@@ -6894,14 +6849,7 @@
     </w:tbl>
     <w:p>
       <w:pPr>
-        <w:spacing w:line="259" w:lineRule="auto"/>
-        <w:ind w:left="0"/>
-        <w:jc w:val="left"/>
-      </w:pPr>
-    </w:p>
-    <w:p>
-      <w:pPr>
-        <w:spacing w:line="259" w:lineRule="auto"/>
+        <w:spacing w:before="240" w:after="0" w:line="259" w:lineRule="auto"/>
         <w:ind w:left="0"/>
         <w:jc w:val="left"/>
       </w:pPr>
@@ -7704,10 +7652,14 @@
     <w:p>
       <w:pPr>
         <w:ind w:left="0"/>
+        <w:rPr>
+          <w:lang w:val="en-US"/>
+        </w:rPr>
       </w:pPr>
     </w:p>
     <w:p>
       <w:pPr>
+        <w:spacing w:after="0"/>
         <w:ind w:left="0"/>
       </w:pPr>
       <w:r>
@@ -7717,6 +7669,22 @@
         <w:tab/>
         <w:t>Преобразовать данную таблицу в таблицу следующего вида.</w:t>
       </w:r>
+    </w:p>
+    <w:p>
+      <w:pPr>
+        <w:spacing w:line="259" w:lineRule="auto"/>
+        <w:ind w:left="0"/>
+        <w:jc w:val="left"/>
+      </w:pPr>
+      <w:r>
+        <w:br w:type="page"/>
+      </w:r>
+    </w:p>
+    <w:p>
+      <w:pPr>
+        <w:spacing w:after="0"/>
+        <w:ind w:left="0"/>
+      </w:pPr>
     </w:p>
     <w:tbl>
       <w:tblPr>
@@ -8216,7 +8184,22 @@
                 <w:sz w:val="24"/>
                 <w:szCs w:val="24"/>
               </w:rPr>
-              <w:t>iPhone 15 Pro</w:t>
+              <w:t>iPhone 15</w:t>
+            </w:r>
+            <w:r>
+              <w:rPr>
+                <w:sz w:val="24"/>
+                <w:szCs w:val="24"/>
+                <w:lang w:val="en-US"/>
+              </w:rPr>
+              <w:t xml:space="preserve"> </w:t>
+            </w:r>
+            <w:r>
+              <w:rPr>
+                <w:sz w:val="24"/>
+                <w:szCs w:val="24"/>
+              </w:rPr>
+              <w:t>Pro</w:t>
             </w:r>
           </w:p>
         </w:tc>
@@ -8746,40 +8729,10 @@
     </w:tbl>
     <w:p>
       <w:pPr>
-        <w:ind w:left="0"/>
-      </w:pPr>
-    </w:p>
-    <w:p>
-      <w:pPr>
-        <w:ind w:left="0"/>
-      </w:pPr>
-    </w:p>
-    <w:p>
-      <w:pPr>
-        <w:ind w:left="0"/>
-      </w:pPr>
-    </w:p>
-    <w:p>
-      <w:pPr>
-        <w:ind w:left="0"/>
-      </w:pPr>
-    </w:p>
-    <w:p>
-      <w:pPr>
-        <w:ind w:left="0"/>
-      </w:pPr>
-    </w:p>
-    <w:p>
-      <w:pPr>
-        <w:ind w:left="0"/>
-      </w:pPr>
-    </w:p>
-    <w:p>
-      <w:pPr>
+        <w:spacing w:before="240" w:after="0"/>
         <w:ind w:left="0"/>
       </w:pPr>
       <w:r>
-        <w:lastRenderedPageBreak/>
         <w:t>10.</w:t>
       </w:r>
       <w:r>
@@ -9832,21 +9785,7 @@
     </w:tbl>
     <w:p>
       <w:pPr>
-        <w:ind w:left="0"/>
-      </w:pPr>
-    </w:p>
-    <w:p>
-      <w:pPr>
-        <w:ind w:left="0"/>
-      </w:pPr>
-    </w:p>
-    <w:p>
-      <w:pPr>
-        <w:ind w:left="0"/>
-      </w:pPr>
-    </w:p>
-    <w:p>
-      <w:pPr>
+        <w:spacing w:before="240" w:after="0"/>
         <w:ind w:left="0"/>
       </w:pPr>
       <w:r>
@@ -10958,40 +10897,10 @@
     </w:tbl>
     <w:p>
       <w:pPr>
-        <w:ind w:left="0"/>
-      </w:pPr>
-    </w:p>
-    <w:p>
-      <w:pPr>
-        <w:ind w:left="0"/>
-      </w:pPr>
-    </w:p>
-    <w:p>
-      <w:pPr>
-        <w:ind w:left="0"/>
-      </w:pPr>
-    </w:p>
-    <w:p>
-      <w:pPr>
-        <w:ind w:left="0"/>
-      </w:pPr>
-    </w:p>
-    <w:p>
-      <w:pPr>
-        <w:ind w:left="0"/>
-      </w:pPr>
-    </w:p>
-    <w:p>
-      <w:pPr>
-        <w:ind w:left="0"/>
-      </w:pPr>
-    </w:p>
-    <w:p>
-      <w:pPr>
+        <w:spacing w:before="240" w:after="0"/>
         <w:ind w:left="0"/>
       </w:pPr>
       <w:r>
-        <w:lastRenderedPageBreak/>
         <w:t>12.</w:t>
       </w:r>
       <w:r>
@@ -11006,6 +10915,15 @@
         <w:spacing w:line="259" w:lineRule="auto"/>
         <w:ind w:left="0"/>
         <w:jc w:val="left"/>
+      </w:pPr>
+      <w:r>
+        <w:br w:type="page"/>
+      </w:r>
+    </w:p>
+    <w:p>
+      <w:pPr>
+        <w:spacing w:before="240" w:after="0"/>
+        <w:ind w:left="0"/>
       </w:pPr>
     </w:p>
     <w:tbl>
@@ -12025,31 +11943,6 @@
         </w:tc>
       </w:tr>
     </w:tbl>
-    <w:p>
-      <w:pPr>
-        <w:ind w:left="0"/>
-      </w:pPr>
-    </w:p>
-    <w:p>
-      <w:pPr>
-        <w:ind w:left="0"/>
-      </w:pPr>
-    </w:p>
-    <w:p>
-      <w:pPr>
-        <w:ind w:left="0"/>
-      </w:pPr>
-    </w:p>
-    <w:p>
-      <w:pPr>
-        <w:ind w:left="0"/>
-      </w:pPr>
-    </w:p>
-    <w:p>
-      <w:pPr>
-        <w:ind w:left="0"/>
-      </w:pPr>
-    </w:p>
     <w:p>
       <w:pPr>
         <w:ind w:left="0"/>
@@ -13074,12 +12967,4408 @@
     </w:tbl>
     <w:p>
       <w:pPr>
+        <w:spacing w:after="0"/>
         <w:ind w:left="0"/>
+        <w:rPr>
+          <w:sz w:val="24"/>
+          <w:szCs w:val="24"/>
+        </w:rPr>
+      </w:pPr>
+      <w:r>
+        <w:rPr>
+          <w:sz w:val="24"/>
+          <w:szCs w:val="24"/>
+        </w:rPr>
+        <w:t>Задание 2: Подготовьте таблицу подсчета количества студентов, сдавших экзамены на</w:t>
+      </w:r>
+    </w:p>
+    <w:p>
+      <w:pPr>
+        <w:spacing w:after="0"/>
+        <w:ind w:left="0"/>
+        <w:rPr>
+          <w:sz w:val="24"/>
+          <w:szCs w:val="24"/>
+        </w:rPr>
+      </w:pPr>
+      <w:r>
+        <w:rPr>
+          <w:sz w:val="24"/>
+          <w:szCs w:val="24"/>
+        </w:rPr>
+        <w:t>отлично, хорошо, удовлетворительно, неудовлетворительно, и студентов не явившихся сдавать</w:t>
+      </w:r>
+    </w:p>
+    <w:p>
+      <w:pPr>
+        <w:spacing w:after="0"/>
+        <w:ind w:left="0"/>
+        <w:rPr>
+          <w:sz w:val="24"/>
+          <w:szCs w:val="24"/>
+          <w:lang w:val="en-US"/>
+        </w:rPr>
+      </w:pPr>
+      <w:r>
+        <w:rPr>
+          <w:sz w:val="24"/>
+          <w:szCs w:val="24"/>
+          <w:lang w:val="en-US"/>
+        </w:rPr>
+        <w:t>(</w:t>
+      </w:r>
+      <w:r>
+        <w:rPr>
+          <w:sz w:val="24"/>
+          <w:szCs w:val="24"/>
+        </w:rPr>
+        <w:t>шрифт</w:t>
+      </w:r>
+      <w:r>
+        <w:rPr>
+          <w:sz w:val="24"/>
+          <w:szCs w:val="24"/>
+          <w:lang w:val="en-US"/>
+        </w:rPr>
+        <w:t xml:space="preserve"> Times New Roman, </w:t>
+      </w:r>
+      <w:r>
+        <w:rPr>
+          <w:sz w:val="24"/>
+          <w:szCs w:val="24"/>
+        </w:rPr>
+        <w:t>размер</w:t>
+      </w:r>
+      <w:r>
+        <w:rPr>
+          <w:sz w:val="24"/>
+          <w:szCs w:val="24"/>
+          <w:lang w:val="en-US"/>
+        </w:rPr>
+        <w:t xml:space="preserve"> 10 </w:t>
+      </w:r>
+      <w:proofErr w:type="spellStart"/>
+      <w:r>
+        <w:rPr>
+          <w:sz w:val="24"/>
+          <w:szCs w:val="24"/>
+        </w:rPr>
+        <w:t>пт</w:t>
+      </w:r>
+      <w:proofErr w:type="spellEnd"/>
+      <w:r>
+        <w:rPr>
+          <w:sz w:val="24"/>
+          <w:szCs w:val="24"/>
+          <w:lang w:val="en-US"/>
+        </w:rPr>
+        <w:t>.).</w:t>
+      </w:r>
+    </w:p>
+    <w:p>
+      <w:pPr>
+        <w:spacing w:after="0"/>
+        <w:rPr>
+          <w:lang w:val="en-US"/>
+        </w:rPr>
       </w:pPr>
     </w:p>
     <w:p>
       <w:pPr>
         <w:ind w:left="0"/>
+        <w:rPr>
+          <w:lang w:val="en-US"/>
+        </w:rPr>
+      </w:pPr>
+    </w:p>
+    <w:p>
+      <w:pPr>
+        <w:spacing w:line="259" w:lineRule="auto"/>
+        <w:ind w:left="0"/>
+        <w:jc w:val="left"/>
+        <w:rPr>
+          <w:lang w:val="en-US"/>
+        </w:rPr>
+      </w:pPr>
+      <w:r>
+        <w:rPr>
+          <w:lang w:val="en-US"/>
+        </w:rPr>
+        <w:br w:type="page"/>
+      </w:r>
+    </w:p>
+    <w:tbl>
+      <w:tblPr>
+        <w:tblStyle w:val="11"/>
+        <w:tblW w:w="0" w:type="auto"/>
+        <w:tblLook w:val="04A0" w:firstRow="1" w:lastRow="0" w:firstColumn="1" w:lastColumn="0" w:noHBand="0" w:noVBand="1"/>
+      </w:tblPr>
+      <w:tblGrid>
+        <w:gridCol w:w="316"/>
+        <w:gridCol w:w="1547"/>
+        <w:gridCol w:w="959"/>
+        <w:gridCol w:w="1011"/>
+        <w:gridCol w:w="1112"/>
+        <w:gridCol w:w="1055"/>
+        <w:gridCol w:w="862"/>
+        <w:gridCol w:w="1092"/>
+        <w:gridCol w:w="943"/>
+      </w:tblGrid>
+      <w:tr>
+        <w:trPr>
+          <w:trHeight w:val="454"/>
+        </w:trPr>
+        <w:tc>
+          <w:tcPr>
+            <w:tcW w:w="0" w:type="auto"/>
+            <w:gridSpan w:val="9"/>
+          </w:tcPr>
+          <w:p>
+            <w:pPr>
+              <w:spacing w:line="240" w:lineRule="auto"/>
+              <w:ind w:left="0"/>
+              <w:jc w:val="center"/>
+              <w:rPr>
+                <w:rFonts w:eastAsia="Calibri" w:cs="Times New Roman"/>
+                <w:sz w:val="20"/>
+                <w:szCs w:val="20"/>
+              </w:rPr>
+            </w:pPr>
+            <w:r>
+              <w:rPr>
+                <w:rFonts w:eastAsia="Calibri" w:cs="Times New Roman"/>
+                <w:b/>
+                <w:color w:val="34343C"/>
+                <w:sz w:val="20"/>
+                <w:szCs w:val="20"/>
+                <w:shd w:val="clear" w:color="auto" w:fill="FFFFFF"/>
+              </w:rPr>
+              <w:lastRenderedPageBreak/>
+              <w:t>СВЕДЕНИЯ ОБ УСПЕВАЕМОСТИ СТУДЕНТОВ</w:t>
+            </w:r>
+          </w:p>
+        </w:tc>
+      </w:tr>
+      <w:tr>
+        <w:trPr>
+          <w:trHeight w:val="454"/>
+        </w:trPr>
+        <w:tc>
+          <w:tcPr>
+            <w:tcW w:w="0" w:type="auto"/>
+            <w:vAlign w:val="center"/>
+          </w:tcPr>
+          <w:p>
+            <w:pPr>
+              <w:spacing w:line="240" w:lineRule="auto"/>
+              <w:ind w:left="0"/>
+              <w:jc w:val="center"/>
+              <w:rPr>
+                <w:rFonts w:eastAsia="Calibri" w:cs="Times New Roman"/>
+                <w:sz w:val="20"/>
+                <w:szCs w:val="20"/>
+              </w:rPr>
+            </w:pPr>
+          </w:p>
+        </w:tc>
+        <w:tc>
+          <w:tcPr>
+            <w:tcW w:w="0" w:type="auto"/>
+            <w:vAlign w:val="center"/>
+          </w:tcPr>
+          <w:p>
+            <w:pPr>
+              <w:shd w:val="clear" w:color="auto" w:fill="FFFFFF"/>
+              <w:spacing w:line="240" w:lineRule="auto"/>
+              <w:ind w:left="0"/>
+              <w:jc w:val="center"/>
+              <w:rPr>
+                <w:rFonts w:eastAsia="Times New Roman" w:cs="Times New Roman"/>
+                <w:color w:val="34343C"/>
+                <w:sz w:val="24"/>
+                <w:szCs w:val="24"/>
+                <w:lang w:eastAsia="ru-RU"/>
+              </w:rPr>
+            </w:pPr>
+            <w:r>
+              <w:rPr>
+                <w:rFonts w:eastAsia="Times New Roman" w:cs="Times New Roman"/>
+                <w:color w:val="34343C"/>
+                <w:sz w:val="24"/>
+                <w:szCs w:val="24"/>
+                <w:lang w:eastAsia="ru-RU"/>
+              </w:rPr>
+              <w:t>Учебная</w:t>
+            </w:r>
+          </w:p>
+          <w:p>
+            <w:pPr>
+              <w:shd w:val="clear" w:color="auto" w:fill="FFFFFF"/>
+              <w:spacing w:line="240" w:lineRule="auto"/>
+              <w:ind w:left="0"/>
+              <w:jc w:val="center"/>
+              <w:rPr>
+                <w:rFonts w:eastAsia="Times New Roman" w:cs="Times New Roman"/>
+                <w:color w:val="34343C"/>
+                <w:sz w:val="24"/>
+                <w:szCs w:val="24"/>
+                <w:lang w:eastAsia="ru-RU"/>
+              </w:rPr>
+            </w:pPr>
+            <w:r>
+              <w:rPr>
+                <w:rFonts w:eastAsia="Times New Roman" w:cs="Times New Roman"/>
+                <w:color w:val="34343C"/>
+                <w:sz w:val="24"/>
+                <w:szCs w:val="24"/>
+                <w:lang w:eastAsia="ru-RU"/>
+              </w:rPr>
+              <w:t>дисциплина</w:t>
+            </w:r>
+          </w:p>
+          <w:p>
+            <w:pPr>
+              <w:spacing w:line="240" w:lineRule="auto"/>
+              <w:ind w:left="0"/>
+              <w:jc w:val="center"/>
+              <w:rPr>
+                <w:rFonts w:eastAsia="Calibri" w:cs="Times New Roman"/>
+                <w:sz w:val="20"/>
+                <w:szCs w:val="20"/>
+              </w:rPr>
+            </w:pPr>
+          </w:p>
+        </w:tc>
+        <w:tc>
+          <w:tcPr>
+            <w:tcW w:w="0" w:type="auto"/>
+            <w:vAlign w:val="center"/>
+          </w:tcPr>
+          <w:p>
+            <w:pPr>
+              <w:spacing w:line="240" w:lineRule="auto"/>
+              <w:ind w:left="0"/>
+              <w:jc w:val="center"/>
+              <w:rPr>
+                <w:rFonts w:eastAsia="Calibri" w:cs="Times New Roman"/>
+                <w:sz w:val="20"/>
+                <w:szCs w:val="20"/>
+              </w:rPr>
+            </w:pPr>
+            <w:r>
+              <w:rPr>
+                <w:rFonts w:eastAsia="Calibri" w:cs="Times New Roman"/>
+                <w:color w:val="34343C"/>
+                <w:sz w:val="24"/>
+                <w:szCs w:val="24"/>
+                <w:shd w:val="clear" w:color="auto" w:fill="FFFFFF"/>
+              </w:rPr>
+              <w:t>Группа</w:t>
+            </w:r>
+          </w:p>
+        </w:tc>
+        <w:tc>
+          <w:tcPr>
+            <w:tcW w:w="0" w:type="auto"/>
+            <w:vAlign w:val="center"/>
+          </w:tcPr>
+          <w:p>
+            <w:pPr>
+              <w:shd w:val="clear" w:color="auto" w:fill="FFFFFF"/>
+              <w:spacing w:line="240" w:lineRule="auto"/>
+              <w:ind w:left="0"/>
+              <w:jc w:val="center"/>
+              <w:rPr>
+                <w:rFonts w:eastAsia="Times New Roman" w:cs="Times New Roman"/>
+                <w:color w:val="34343C"/>
+                <w:sz w:val="24"/>
+                <w:szCs w:val="24"/>
+                <w:lang w:eastAsia="ru-RU"/>
+              </w:rPr>
+            </w:pPr>
+            <w:r>
+              <w:rPr>
+                <w:rFonts w:eastAsia="Times New Roman" w:cs="Times New Roman"/>
+                <w:color w:val="34343C"/>
+                <w:sz w:val="24"/>
+                <w:szCs w:val="24"/>
+                <w:lang w:eastAsia="ru-RU"/>
+              </w:rPr>
+              <w:t>Всего</w:t>
+            </w:r>
+          </w:p>
+          <w:p>
+            <w:pPr>
+              <w:shd w:val="clear" w:color="auto" w:fill="FFFFFF"/>
+              <w:spacing w:line="240" w:lineRule="auto"/>
+              <w:ind w:left="0"/>
+              <w:jc w:val="center"/>
+              <w:rPr>
+                <w:rFonts w:eastAsia="Times New Roman" w:cs="Times New Roman"/>
+                <w:color w:val="34343C"/>
+                <w:sz w:val="24"/>
+                <w:szCs w:val="24"/>
+                <w:lang w:eastAsia="ru-RU"/>
+              </w:rPr>
+            </w:pPr>
+            <w:r>
+              <w:rPr>
+                <w:rFonts w:eastAsia="Times New Roman" w:cs="Times New Roman"/>
+                <w:color w:val="34343C"/>
+                <w:sz w:val="24"/>
+                <w:szCs w:val="24"/>
+                <w:lang w:eastAsia="ru-RU"/>
+              </w:rPr>
+              <w:t>сдавало</w:t>
+            </w:r>
+          </w:p>
+          <w:p>
+            <w:pPr>
+              <w:spacing w:line="240" w:lineRule="auto"/>
+              <w:ind w:left="0"/>
+              <w:jc w:val="center"/>
+              <w:rPr>
+                <w:rFonts w:eastAsia="Calibri" w:cs="Times New Roman"/>
+                <w:sz w:val="20"/>
+                <w:szCs w:val="20"/>
+              </w:rPr>
+            </w:pPr>
+          </w:p>
+        </w:tc>
+        <w:tc>
+          <w:tcPr>
+            <w:tcW w:w="0" w:type="auto"/>
+            <w:vAlign w:val="center"/>
+          </w:tcPr>
+          <w:p>
+            <w:pPr>
+              <w:spacing w:line="240" w:lineRule="auto"/>
+              <w:ind w:left="0"/>
+              <w:jc w:val="center"/>
+              <w:rPr>
+                <w:rFonts w:eastAsia="Calibri" w:cs="Times New Roman"/>
+                <w:sz w:val="20"/>
+                <w:szCs w:val="20"/>
+              </w:rPr>
+            </w:pPr>
+            <w:r>
+              <w:rPr>
+                <w:rFonts w:eastAsia="Calibri" w:cs="Times New Roman"/>
+                <w:color w:val="34343C"/>
+                <w:sz w:val="24"/>
+                <w:szCs w:val="24"/>
+                <w:shd w:val="clear" w:color="auto" w:fill="FFFFFF"/>
+              </w:rPr>
+              <w:t>Отлично</w:t>
+            </w:r>
+          </w:p>
+        </w:tc>
+        <w:tc>
+          <w:tcPr>
+            <w:tcW w:w="0" w:type="auto"/>
+            <w:vAlign w:val="center"/>
+          </w:tcPr>
+          <w:p>
+            <w:pPr>
+              <w:spacing w:line="240" w:lineRule="auto"/>
+              <w:ind w:left="0"/>
+              <w:jc w:val="center"/>
+              <w:rPr>
+                <w:rFonts w:eastAsia="Calibri" w:cs="Times New Roman"/>
+                <w:sz w:val="20"/>
+                <w:szCs w:val="20"/>
+              </w:rPr>
+            </w:pPr>
+            <w:r>
+              <w:rPr>
+                <w:rFonts w:eastAsia="Calibri" w:cs="Times New Roman"/>
+                <w:color w:val="34343C"/>
+                <w:sz w:val="24"/>
+                <w:szCs w:val="24"/>
+                <w:shd w:val="clear" w:color="auto" w:fill="FFFFFF"/>
+              </w:rPr>
+              <w:t>Хорошо</w:t>
+            </w:r>
+          </w:p>
+        </w:tc>
+        <w:tc>
+          <w:tcPr>
+            <w:tcW w:w="0" w:type="auto"/>
+            <w:vAlign w:val="center"/>
+          </w:tcPr>
+          <w:p>
+            <w:pPr>
+              <w:spacing w:line="240" w:lineRule="auto"/>
+              <w:ind w:left="0"/>
+              <w:jc w:val="center"/>
+              <w:rPr>
+                <w:rFonts w:eastAsia="Calibri" w:cs="Times New Roman"/>
+                <w:sz w:val="20"/>
+                <w:szCs w:val="20"/>
+              </w:rPr>
+            </w:pPr>
+            <w:proofErr w:type="spellStart"/>
+            <w:r>
+              <w:rPr>
+                <w:rFonts w:eastAsia="Calibri" w:cs="Times New Roman"/>
+                <w:color w:val="34343C"/>
+                <w:sz w:val="24"/>
+                <w:szCs w:val="24"/>
+                <w:shd w:val="clear" w:color="auto" w:fill="FFFFFF"/>
+              </w:rPr>
+              <w:t>Удовл</w:t>
+            </w:r>
+            <w:proofErr w:type="spellEnd"/>
+          </w:p>
+        </w:tc>
+        <w:tc>
+          <w:tcPr>
+            <w:tcW w:w="0" w:type="auto"/>
+            <w:vAlign w:val="center"/>
+          </w:tcPr>
+          <w:p>
+            <w:pPr>
+              <w:spacing w:line="240" w:lineRule="auto"/>
+              <w:ind w:left="0"/>
+              <w:jc w:val="center"/>
+              <w:rPr>
+                <w:rFonts w:eastAsia="Calibri" w:cs="Times New Roman"/>
+                <w:sz w:val="20"/>
+                <w:szCs w:val="20"/>
+              </w:rPr>
+            </w:pPr>
+            <w:proofErr w:type="spellStart"/>
+            <w:r>
+              <w:rPr>
+                <w:rFonts w:eastAsia="Calibri" w:cs="Times New Roman"/>
+                <w:color w:val="34343C"/>
+                <w:sz w:val="24"/>
+                <w:szCs w:val="24"/>
+                <w:shd w:val="clear" w:color="auto" w:fill="FFFFFF"/>
+              </w:rPr>
+              <w:t>Неудовл</w:t>
+            </w:r>
+            <w:proofErr w:type="spellEnd"/>
+          </w:p>
+        </w:tc>
+        <w:tc>
+          <w:tcPr>
+            <w:tcW w:w="0" w:type="auto"/>
+            <w:vAlign w:val="center"/>
+          </w:tcPr>
+          <w:p>
+            <w:pPr>
+              <w:spacing w:line="240" w:lineRule="auto"/>
+              <w:ind w:left="0"/>
+              <w:jc w:val="center"/>
+              <w:rPr>
+                <w:rFonts w:eastAsia="Calibri" w:cs="Times New Roman"/>
+                <w:sz w:val="20"/>
+                <w:szCs w:val="20"/>
+              </w:rPr>
+            </w:pPr>
+            <w:r>
+              <w:rPr>
+                <w:rFonts w:eastAsia="Calibri" w:cs="Times New Roman"/>
+                <w:color w:val="34343C"/>
+                <w:sz w:val="24"/>
+                <w:szCs w:val="24"/>
+                <w:shd w:val="clear" w:color="auto" w:fill="FFFFFF"/>
+              </w:rPr>
+              <w:t>Неявка</w:t>
+            </w:r>
+          </w:p>
+        </w:tc>
+      </w:tr>
+      <w:tr>
+        <w:trPr>
+          <w:trHeight w:val="454"/>
+        </w:trPr>
+        <w:tc>
+          <w:tcPr>
+            <w:tcW w:w="0" w:type="auto"/>
+            <w:vAlign w:val="center"/>
+          </w:tcPr>
+          <w:p>
+            <w:pPr>
+              <w:spacing w:line="240" w:lineRule="auto"/>
+              <w:ind w:left="0"/>
+              <w:jc w:val="center"/>
+              <w:rPr>
+                <w:rFonts w:eastAsia="Calibri" w:cs="Times New Roman"/>
+                <w:sz w:val="20"/>
+                <w:szCs w:val="20"/>
+                <w:lang w:val="en-US"/>
+              </w:rPr>
+            </w:pPr>
+            <w:r>
+              <w:rPr>
+                <w:rFonts w:eastAsia="Calibri" w:cs="Times New Roman"/>
+                <w:sz w:val="20"/>
+                <w:szCs w:val="20"/>
+                <w:lang w:val="en-US"/>
+              </w:rPr>
+              <w:t>1</w:t>
+            </w:r>
+          </w:p>
+        </w:tc>
+        <w:tc>
+          <w:tcPr>
+            <w:tcW w:w="0" w:type="auto"/>
+            <w:vMerge w:val="restart"/>
+            <w:vAlign w:val="center"/>
+          </w:tcPr>
+          <w:p>
+            <w:pPr>
+              <w:spacing w:line="240" w:lineRule="auto"/>
+              <w:ind w:left="0"/>
+              <w:jc w:val="center"/>
+              <w:rPr>
+                <w:rFonts w:eastAsia="Calibri" w:cs="Times New Roman"/>
+                <w:sz w:val="20"/>
+                <w:szCs w:val="20"/>
+              </w:rPr>
+            </w:pPr>
+            <w:r>
+              <w:rPr>
+                <w:rFonts w:eastAsia="Calibri" w:cs="Times New Roman"/>
+                <w:sz w:val="20"/>
+                <w:szCs w:val="20"/>
+              </w:rPr>
+              <w:t>ИТ</w:t>
+            </w:r>
+          </w:p>
+        </w:tc>
+        <w:tc>
+          <w:tcPr>
+            <w:tcW w:w="0" w:type="auto"/>
+            <w:vAlign w:val="center"/>
+          </w:tcPr>
+          <w:p>
+            <w:pPr>
+              <w:spacing w:line="240" w:lineRule="auto"/>
+              <w:ind w:left="0"/>
+              <w:jc w:val="center"/>
+              <w:rPr>
+                <w:rFonts w:eastAsia="Calibri" w:cs="Times New Roman"/>
+                <w:sz w:val="20"/>
+                <w:szCs w:val="20"/>
+              </w:rPr>
+            </w:pPr>
+            <w:r>
+              <w:rPr>
+                <w:rFonts w:eastAsia="Calibri" w:cs="Times New Roman"/>
+                <w:sz w:val="24"/>
+                <w:szCs w:val="24"/>
+              </w:rPr>
+              <w:t>119</w:t>
+            </w:r>
+          </w:p>
+        </w:tc>
+        <w:tc>
+          <w:tcPr>
+            <w:tcW w:w="0" w:type="auto"/>
+            <w:vAlign w:val="center"/>
+          </w:tcPr>
+          <w:p>
+            <w:pPr>
+              <w:spacing w:line="240" w:lineRule="auto"/>
+              <w:ind w:left="0"/>
+              <w:jc w:val="center"/>
+              <w:rPr>
+                <w:rFonts w:eastAsia="Calibri" w:cs="Times New Roman"/>
+                <w:sz w:val="20"/>
+                <w:szCs w:val="20"/>
+              </w:rPr>
+            </w:pPr>
+            <w:r>
+              <w:rPr>
+                <w:rFonts w:eastAsia="Calibri" w:cs="Times New Roman"/>
+                <w:sz w:val="20"/>
+                <w:szCs w:val="20"/>
+              </w:rPr>
+              <w:fldChar w:fldCharType="begin"/>
+            </w:r>
+            <w:r>
+              <w:rPr>
+                <w:rFonts w:eastAsia="Calibri" w:cs="Times New Roman"/>
+                <w:sz w:val="20"/>
+                <w:szCs w:val="20"/>
+              </w:rPr>
+              <w:instrText xml:space="preserve"> =SUM(E3:H3) </w:instrText>
+            </w:r>
+            <w:r>
+              <w:rPr>
+                <w:rFonts w:eastAsia="Calibri" w:cs="Times New Roman"/>
+                <w:sz w:val="20"/>
+                <w:szCs w:val="20"/>
+              </w:rPr>
+              <w:fldChar w:fldCharType="separate"/>
+            </w:r>
+            <w:r>
+              <w:rPr>
+                <w:rFonts w:eastAsia="Calibri" w:cs="Times New Roman"/>
+                <w:noProof/>
+                <w:sz w:val="20"/>
+                <w:szCs w:val="20"/>
+              </w:rPr>
+              <w:t>22</w:t>
+            </w:r>
+            <w:r>
+              <w:rPr>
+                <w:rFonts w:eastAsia="Calibri" w:cs="Times New Roman"/>
+                <w:sz w:val="20"/>
+                <w:szCs w:val="20"/>
+              </w:rPr>
+              <w:fldChar w:fldCharType="end"/>
+            </w:r>
+          </w:p>
+        </w:tc>
+        <w:tc>
+          <w:tcPr>
+            <w:tcW w:w="0" w:type="auto"/>
+            <w:vAlign w:val="center"/>
+          </w:tcPr>
+          <w:p>
+            <w:pPr>
+              <w:spacing w:line="240" w:lineRule="auto"/>
+              <w:ind w:left="0"/>
+              <w:jc w:val="center"/>
+              <w:rPr>
+                <w:rFonts w:eastAsia="Calibri" w:cs="Times New Roman"/>
+                <w:sz w:val="20"/>
+                <w:szCs w:val="20"/>
+              </w:rPr>
+            </w:pPr>
+            <w:r>
+              <w:rPr>
+                <w:rFonts w:eastAsia="Calibri" w:cs="Times New Roman"/>
+                <w:sz w:val="24"/>
+                <w:szCs w:val="24"/>
+              </w:rPr>
+              <w:t>10</w:t>
+            </w:r>
+          </w:p>
+        </w:tc>
+        <w:tc>
+          <w:tcPr>
+            <w:tcW w:w="0" w:type="auto"/>
+            <w:vAlign w:val="center"/>
+          </w:tcPr>
+          <w:p>
+            <w:pPr>
+              <w:spacing w:line="240" w:lineRule="auto"/>
+              <w:ind w:left="0"/>
+              <w:jc w:val="center"/>
+              <w:rPr>
+                <w:rFonts w:eastAsia="Calibri" w:cs="Times New Roman"/>
+                <w:sz w:val="20"/>
+                <w:szCs w:val="20"/>
+              </w:rPr>
+            </w:pPr>
+            <w:r>
+              <w:rPr>
+                <w:rFonts w:eastAsia="Calibri" w:cs="Times New Roman"/>
+                <w:sz w:val="24"/>
+                <w:szCs w:val="24"/>
+              </w:rPr>
+              <w:t>6</w:t>
+            </w:r>
+          </w:p>
+        </w:tc>
+        <w:tc>
+          <w:tcPr>
+            <w:tcW w:w="0" w:type="auto"/>
+            <w:vAlign w:val="center"/>
+          </w:tcPr>
+          <w:p>
+            <w:pPr>
+              <w:spacing w:line="240" w:lineRule="auto"/>
+              <w:ind w:left="0"/>
+              <w:jc w:val="center"/>
+              <w:rPr>
+                <w:rFonts w:eastAsia="Calibri" w:cs="Times New Roman"/>
+                <w:sz w:val="20"/>
+                <w:szCs w:val="20"/>
+              </w:rPr>
+            </w:pPr>
+            <w:r>
+              <w:rPr>
+                <w:rFonts w:eastAsia="Calibri" w:cs="Times New Roman"/>
+                <w:sz w:val="24"/>
+                <w:szCs w:val="24"/>
+              </w:rPr>
+              <w:t>2</w:t>
+            </w:r>
+          </w:p>
+        </w:tc>
+        <w:tc>
+          <w:tcPr>
+            <w:tcW w:w="0" w:type="auto"/>
+            <w:vAlign w:val="center"/>
+          </w:tcPr>
+          <w:p>
+            <w:pPr>
+              <w:spacing w:line="240" w:lineRule="auto"/>
+              <w:ind w:left="0"/>
+              <w:jc w:val="center"/>
+              <w:rPr>
+                <w:rFonts w:eastAsia="Calibri" w:cs="Times New Roman"/>
+                <w:sz w:val="20"/>
+                <w:szCs w:val="20"/>
+              </w:rPr>
+            </w:pPr>
+            <w:r>
+              <w:rPr>
+                <w:rFonts w:eastAsia="Calibri" w:cs="Times New Roman"/>
+                <w:sz w:val="24"/>
+                <w:szCs w:val="24"/>
+              </w:rPr>
+              <w:t>4</w:t>
+            </w:r>
+          </w:p>
+        </w:tc>
+        <w:tc>
+          <w:tcPr>
+            <w:tcW w:w="0" w:type="auto"/>
+            <w:vAlign w:val="center"/>
+          </w:tcPr>
+          <w:p>
+            <w:pPr>
+              <w:spacing w:line="240" w:lineRule="auto"/>
+              <w:ind w:left="0"/>
+              <w:jc w:val="center"/>
+              <w:rPr>
+                <w:rFonts w:eastAsia="Calibri" w:cs="Times New Roman"/>
+                <w:sz w:val="20"/>
+                <w:szCs w:val="20"/>
+              </w:rPr>
+            </w:pPr>
+            <w:r>
+              <w:rPr>
+                <w:rFonts w:eastAsia="Calibri" w:cs="Times New Roman"/>
+                <w:sz w:val="24"/>
+                <w:szCs w:val="24"/>
+              </w:rPr>
+              <w:t>5</w:t>
+            </w:r>
+          </w:p>
+        </w:tc>
+      </w:tr>
+      <w:tr>
+        <w:trPr>
+          <w:trHeight w:val="454"/>
+        </w:trPr>
+        <w:tc>
+          <w:tcPr>
+            <w:tcW w:w="0" w:type="auto"/>
+            <w:vAlign w:val="center"/>
+          </w:tcPr>
+          <w:p>
+            <w:pPr>
+              <w:spacing w:line="240" w:lineRule="auto"/>
+              <w:ind w:left="0"/>
+              <w:jc w:val="center"/>
+              <w:rPr>
+                <w:rFonts w:eastAsia="Calibri" w:cs="Times New Roman"/>
+                <w:sz w:val="20"/>
+                <w:szCs w:val="20"/>
+                <w:lang w:val="en-US"/>
+              </w:rPr>
+            </w:pPr>
+            <w:r>
+              <w:rPr>
+                <w:rFonts w:eastAsia="Calibri" w:cs="Times New Roman"/>
+                <w:sz w:val="20"/>
+                <w:szCs w:val="20"/>
+                <w:lang w:val="en-US"/>
+              </w:rPr>
+              <w:t>2</w:t>
+            </w:r>
+          </w:p>
+        </w:tc>
+        <w:tc>
+          <w:tcPr>
+            <w:tcW w:w="0" w:type="auto"/>
+            <w:vMerge/>
+            <w:vAlign w:val="center"/>
+          </w:tcPr>
+          <w:p>
+            <w:pPr>
+              <w:spacing w:line="240" w:lineRule="auto"/>
+              <w:ind w:left="0"/>
+              <w:jc w:val="center"/>
+              <w:rPr>
+                <w:rFonts w:eastAsia="Calibri" w:cs="Times New Roman"/>
+                <w:sz w:val="20"/>
+                <w:szCs w:val="20"/>
+              </w:rPr>
+            </w:pPr>
+          </w:p>
+        </w:tc>
+        <w:tc>
+          <w:tcPr>
+            <w:tcW w:w="0" w:type="auto"/>
+            <w:vAlign w:val="center"/>
+          </w:tcPr>
+          <w:p>
+            <w:pPr>
+              <w:spacing w:line="240" w:lineRule="auto"/>
+              <w:ind w:left="0"/>
+              <w:jc w:val="center"/>
+              <w:rPr>
+                <w:rFonts w:eastAsia="Calibri" w:cs="Times New Roman"/>
+                <w:sz w:val="20"/>
+                <w:szCs w:val="20"/>
+              </w:rPr>
+            </w:pPr>
+            <w:r>
+              <w:rPr>
+                <w:rFonts w:eastAsia="Calibri" w:cs="Times New Roman"/>
+                <w:sz w:val="24"/>
+                <w:szCs w:val="24"/>
+              </w:rPr>
+              <w:t>120</w:t>
+            </w:r>
+          </w:p>
+        </w:tc>
+        <w:tc>
+          <w:tcPr>
+            <w:tcW w:w="0" w:type="auto"/>
+            <w:vAlign w:val="center"/>
+          </w:tcPr>
+          <w:p>
+            <w:pPr>
+              <w:spacing w:line="240" w:lineRule="auto"/>
+              <w:ind w:left="0"/>
+              <w:jc w:val="center"/>
+              <w:rPr>
+                <w:rFonts w:eastAsia="Calibri" w:cs="Times New Roman"/>
+                <w:sz w:val="20"/>
+                <w:szCs w:val="20"/>
+              </w:rPr>
+            </w:pPr>
+            <w:r>
+              <w:rPr>
+                <w:rFonts w:eastAsia="Calibri" w:cs="Times New Roman"/>
+                <w:sz w:val="20"/>
+                <w:szCs w:val="20"/>
+              </w:rPr>
+              <w:fldChar w:fldCharType="begin"/>
+            </w:r>
+            <w:r>
+              <w:rPr>
+                <w:rFonts w:eastAsia="Calibri" w:cs="Times New Roman"/>
+                <w:sz w:val="20"/>
+                <w:szCs w:val="20"/>
+              </w:rPr>
+              <w:instrText xml:space="preserve"> =SUM(E4:H4) </w:instrText>
+            </w:r>
+            <w:r>
+              <w:rPr>
+                <w:rFonts w:eastAsia="Calibri" w:cs="Times New Roman"/>
+                <w:sz w:val="20"/>
+                <w:szCs w:val="20"/>
+              </w:rPr>
+              <w:fldChar w:fldCharType="separate"/>
+            </w:r>
+            <w:r>
+              <w:rPr>
+                <w:rFonts w:eastAsia="Calibri" w:cs="Times New Roman"/>
+                <w:noProof/>
+                <w:sz w:val="20"/>
+                <w:szCs w:val="20"/>
+              </w:rPr>
+              <w:t>24</w:t>
+            </w:r>
+            <w:r>
+              <w:rPr>
+                <w:rFonts w:eastAsia="Calibri" w:cs="Times New Roman"/>
+                <w:sz w:val="20"/>
+                <w:szCs w:val="20"/>
+              </w:rPr>
+              <w:fldChar w:fldCharType="end"/>
+            </w:r>
+          </w:p>
+        </w:tc>
+        <w:tc>
+          <w:tcPr>
+            <w:tcW w:w="0" w:type="auto"/>
+            <w:vAlign w:val="center"/>
+          </w:tcPr>
+          <w:p>
+            <w:pPr>
+              <w:spacing w:line="240" w:lineRule="auto"/>
+              <w:ind w:left="0"/>
+              <w:jc w:val="center"/>
+              <w:rPr>
+                <w:rFonts w:eastAsia="Calibri" w:cs="Times New Roman"/>
+                <w:sz w:val="20"/>
+                <w:szCs w:val="20"/>
+              </w:rPr>
+            </w:pPr>
+            <w:r>
+              <w:rPr>
+                <w:rFonts w:eastAsia="Calibri" w:cs="Times New Roman"/>
+                <w:sz w:val="24"/>
+                <w:szCs w:val="24"/>
+              </w:rPr>
+              <w:t>8</w:t>
+            </w:r>
+          </w:p>
+        </w:tc>
+        <w:tc>
+          <w:tcPr>
+            <w:tcW w:w="0" w:type="auto"/>
+            <w:vAlign w:val="center"/>
+          </w:tcPr>
+          <w:p>
+            <w:pPr>
+              <w:spacing w:line="240" w:lineRule="auto"/>
+              <w:ind w:left="0"/>
+              <w:jc w:val="center"/>
+              <w:rPr>
+                <w:rFonts w:eastAsia="Calibri" w:cs="Times New Roman"/>
+                <w:sz w:val="20"/>
+                <w:szCs w:val="20"/>
+              </w:rPr>
+            </w:pPr>
+            <w:r>
+              <w:rPr>
+                <w:rFonts w:eastAsia="Calibri" w:cs="Times New Roman"/>
+                <w:sz w:val="24"/>
+                <w:szCs w:val="24"/>
+              </w:rPr>
+              <w:t>9</w:t>
+            </w:r>
+          </w:p>
+        </w:tc>
+        <w:tc>
+          <w:tcPr>
+            <w:tcW w:w="0" w:type="auto"/>
+            <w:vAlign w:val="center"/>
+          </w:tcPr>
+          <w:p>
+            <w:pPr>
+              <w:spacing w:line="240" w:lineRule="auto"/>
+              <w:ind w:left="0"/>
+              <w:jc w:val="center"/>
+              <w:rPr>
+                <w:rFonts w:eastAsia="Calibri" w:cs="Times New Roman"/>
+                <w:sz w:val="20"/>
+                <w:szCs w:val="20"/>
+              </w:rPr>
+            </w:pPr>
+            <w:r>
+              <w:rPr>
+                <w:rFonts w:eastAsia="Calibri" w:cs="Times New Roman"/>
+                <w:sz w:val="24"/>
+                <w:szCs w:val="24"/>
+              </w:rPr>
+              <w:t>2</w:t>
+            </w:r>
+          </w:p>
+        </w:tc>
+        <w:tc>
+          <w:tcPr>
+            <w:tcW w:w="0" w:type="auto"/>
+            <w:vAlign w:val="center"/>
+          </w:tcPr>
+          <w:p>
+            <w:pPr>
+              <w:spacing w:line="240" w:lineRule="auto"/>
+              <w:ind w:left="0"/>
+              <w:jc w:val="center"/>
+              <w:rPr>
+                <w:rFonts w:eastAsia="Calibri" w:cs="Times New Roman"/>
+                <w:sz w:val="20"/>
+                <w:szCs w:val="20"/>
+              </w:rPr>
+            </w:pPr>
+            <w:r>
+              <w:rPr>
+                <w:rFonts w:eastAsia="Calibri" w:cs="Times New Roman"/>
+                <w:sz w:val="24"/>
+                <w:szCs w:val="24"/>
+              </w:rPr>
+              <w:t>5</w:t>
+            </w:r>
+          </w:p>
+        </w:tc>
+        <w:tc>
+          <w:tcPr>
+            <w:tcW w:w="0" w:type="auto"/>
+            <w:vAlign w:val="center"/>
+          </w:tcPr>
+          <w:p>
+            <w:pPr>
+              <w:spacing w:line="240" w:lineRule="auto"/>
+              <w:ind w:left="0"/>
+              <w:jc w:val="center"/>
+              <w:rPr>
+                <w:rFonts w:eastAsia="Calibri" w:cs="Times New Roman"/>
+                <w:sz w:val="20"/>
+                <w:szCs w:val="20"/>
+              </w:rPr>
+            </w:pPr>
+            <w:r>
+              <w:rPr>
+                <w:rFonts w:eastAsia="Calibri" w:cs="Times New Roman"/>
+                <w:sz w:val="24"/>
+                <w:szCs w:val="24"/>
+              </w:rPr>
+              <w:t>3</w:t>
+            </w:r>
+          </w:p>
+        </w:tc>
+      </w:tr>
+      <w:tr>
+        <w:trPr>
+          <w:trHeight w:val="454"/>
+        </w:trPr>
+        <w:tc>
+          <w:tcPr>
+            <w:tcW w:w="0" w:type="auto"/>
+            <w:vAlign w:val="center"/>
+          </w:tcPr>
+          <w:p>
+            <w:pPr>
+              <w:spacing w:line="240" w:lineRule="auto"/>
+              <w:ind w:left="0"/>
+              <w:jc w:val="center"/>
+              <w:rPr>
+                <w:rFonts w:eastAsia="Calibri" w:cs="Times New Roman"/>
+                <w:sz w:val="20"/>
+                <w:szCs w:val="20"/>
+                <w:lang w:val="en-US"/>
+              </w:rPr>
+            </w:pPr>
+            <w:r>
+              <w:rPr>
+                <w:rFonts w:eastAsia="Calibri" w:cs="Times New Roman"/>
+                <w:sz w:val="20"/>
+                <w:szCs w:val="20"/>
+                <w:lang w:val="en-US"/>
+              </w:rPr>
+              <w:t>3</w:t>
+            </w:r>
+          </w:p>
+        </w:tc>
+        <w:tc>
+          <w:tcPr>
+            <w:tcW w:w="0" w:type="auto"/>
+            <w:vMerge/>
+            <w:vAlign w:val="center"/>
+          </w:tcPr>
+          <w:p>
+            <w:pPr>
+              <w:spacing w:line="240" w:lineRule="auto"/>
+              <w:ind w:left="0"/>
+              <w:jc w:val="center"/>
+              <w:rPr>
+                <w:rFonts w:eastAsia="Calibri" w:cs="Times New Roman"/>
+                <w:sz w:val="20"/>
+                <w:szCs w:val="20"/>
+              </w:rPr>
+            </w:pPr>
+          </w:p>
+        </w:tc>
+        <w:tc>
+          <w:tcPr>
+            <w:tcW w:w="0" w:type="auto"/>
+            <w:vAlign w:val="center"/>
+          </w:tcPr>
+          <w:p>
+            <w:pPr>
+              <w:spacing w:line="240" w:lineRule="auto"/>
+              <w:ind w:left="0"/>
+              <w:jc w:val="center"/>
+              <w:rPr>
+                <w:rFonts w:eastAsia="Calibri" w:cs="Times New Roman"/>
+                <w:sz w:val="20"/>
+                <w:szCs w:val="20"/>
+              </w:rPr>
+            </w:pPr>
+            <w:r>
+              <w:rPr>
+                <w:rFonts w:eastAsia="Calibri" w:cs="Times New Roman"/>
+                <w:sz w:val="24"/>
+                <w:szCs w:val="24"/>
+              </w:rPr>
+              <w:t>121</w:t>
+            </w:r>
+          </w:p>
+        </w:tc>
+        <w:tc>
+          <w:tcPr>
+            <w:tcW w:w="0" w:type="auto"/>
+            <w:vAlign w:val="center"/>
+          </w:tcPr>
+          <w:p>
+            <w:pPr>
+              <w:spacing w:line="240" w:lineRule="auto"/>
+              <w:ind w:left="0"/>
+              <w:jc w:val="center"/>
+              <w:rPr>
+                <w:rFonts w:eastAsia="Calibri" w:cs="Times New Roman"/>
+                <w:sz w:val="20"/>
+                <w:szCs w:val="20"/>
+              </w:rPr>
+            </w:pPr>
+            <w:r>
+              <w:rPr>
+                <w:rFonts w:eastAsia="Calibri" w:cs="Times New Roman"/>
+                <w:sz w:val="20"/>
+                <w:szCs w:val="20"/>
+              </w:rPr>
+              <w:fldChar w:fldCharType="begin"/>
+            </w:r>
+            <w:r>
+              <w:rPr>
+                <w:rFonts w:eastAsia="Calibri" w:cs="Times New Roman"/>
+                <w:sz w:val="20"/>
+                <w:szCs w:val="20"/>
+              </w:rPr>
+              <w:instrText xml:space="preserve"> =SUM(E5:H5) </w:instrText>
+            </w:r>
+            <w:r>
+              <w:rPr>
+                <w:rFonts w:eastAsia="Calibri" w:cs="Times New Roman"/>
+                <w:sz w:val="20"/>
+                <w:szCs w:val="20"/>
+              </w:rPr>
+              <w:fldChar w:fldCharType="separate"/>
+            </w:r>
+            <w:r>
+              <w:rPr>
+                <w:rFonts w:eastAsia="Calibri" w:cs="Times New Roman"/>
+                <w:noProof/>
+                <w:sz w:val="20"/>
+                <w:szCs w:val="20"/>
+              </w:rPr>
+              <w:t>19</w:t>
+            </w:r>
+            <w:r>
+              <w:rPr>
+                <w:rFonts w:eastAsia="Calibri" w:cs="Times New Roman"/>
+                <w:sz w:val="20"/>
+                <w:szCs w:val="20"/>
+              </w:rPr>
+              <w:fldChar w:fldCharType="end"/>
+            </w:r>
+          </w:p>
+        </w:tc>
+        <w:tc>
+          <w:tcPr>
+            <w:tcW w:w="0" w:type="auto"/>
+            <w:vAlign w:val="center"/>
+          </w:tcPr>
+          <w:p>
+            <w:pPr>
+              <w:spacing w:line="240" w:lineRule="auto"/>
+              <w:ind w:left="0"/>
+              <w:jc w:val="center"/>
+              <w:rPr>
+                <w:rFonts w:eastAsia="Calibri" w:cs="Times New Roman"/>
+                <w:sz w:val="20"/>
+                <w:szCs w:val="20"/>
+              </w:rPr>
+            </w:pPr>
+            <w:r>
+              <w:rPr>
+                <w:rFonts w:eastAsia="Calibri" w:cs="Times New Roman"/>
+                <w:sz w:val="24"/>
+                <w:szCs w:val="24"/>
+              </w:rPr>
+              <w:t>7</w:t>
+            </w:r>
+          </w:p>
+        </w:tc>
+        <w:tc>
+          <w:tcPr>
+            <w:tcW w:w="0" w:type="auto"/>
+            <w:vAlign w:val="center"/>
+          </w:tcPr>
+          <w:p>
+            <w:pPr>
+              <w:spacing w:line="240" w:lineRule="auto"/>
+              <w:ind w:left="0"/>
+              <w:jc w:val="center"/>
+              <w:rPr>
+                <w:rFonts w:eastAsia="Calibri" w:cs="Times New Roman"/>
+                <w:sz w:val="20"/>
+                <w:szCs w:val="20"/>
+              </w:rPr>
+            </w:pPr>
+            <w:r>
+              <w:rPr>
+                <w:rFonts w:eastAsia="Calibri" w:cs="Times New Roman"/>
+                <w:sz w:val="24"/>
+                <w:szCs w:val="24"/>
+              </w:rPr>
+              <w:t>5</w:t>
+            </w:r>
+          </w:p>
+        </w:tc>
+        <w:tc>
+          <w:tcPr>
+            <w:tcW w:w="0" w:type="auto"/>
+            <w:vAlign w:val="center"/>
+          </w:tcPr>
+          <w:p>
+            <w:pPr>
+              <w:spacing w:line="240" w:lineRule="auto"/>
+              <w:ind w:left="0"/>
+              <w:jc w:val="center"/>
+              <w:rPr>
+                <w:rFonts w:eastAsia="Calibri" w:cs="Times New Roman"/>
+                <w:sz w:val="20"/>
+                <w:szCs w:val="20"/>
+              </w:rPr>
+            </w:pPr>
+            <w:r>
+              <w:rPr>
+                <w:rFonts w:eastAsia="Calibri" w:cs="Times New Roman"/>
+                <w:sz w:val="24"/>
+                <w:szCs w:val="24"/>
+              </w:rPr>
+              <w:t>3</w:t>
+            </w:r>
+          </w:p>
+        </w:tc>
+        <w:tc>
+          <w:tcPr>
+            <w:tcW w:w="0" w:type="auto"/>
+            <w:vAlign w:val="center"/>
+          </w:tcPr>
+          <w:p>
+            <w:pPr>
+              <w:spacing w:line="240" w:lineRule="auto"/>
+              <w:ind w:left="0"/>
+              <w:jc w:val="center"/>
+              <w:rPr>
+                <w:rFonts w:eastAsia="Calibri" w:cs="Times New Roman"/>
+                <w:sz w:val="20"/>
+                <w:szCs w:val="20"/>
+              </w:rPr>
+            </w:pPr>
+            <w:r>
+              <w:rPr>
+                <w:rFonts w:eastAsia="Calibri" w:cs="Times New Roman"/>
+                <w:sz w:val="24"/>
+                <w:szCs w:val="24"/>
+              </w:rPr>
+              <w:t>4</w:t>
+            </w:r>
+          </w:p>
+        </w:tc>
+        <w:tc>
+          <w:tcPr>
+            <w:tcW w:w="0" w:type="auto"/>
+            <w:vAlign w:val="center"/>
+          </w:tcPr>
+          <w:p>
+            <w:pPr>
+              <w:spacing w:line="240" w:lineRule="auto"/>
+              <w:ind w:left="0"/>
+              <w:jc w:val="center"/>
+              <w:rPr>
+                <w:rFonts w:eastAsia="Calibri" w:cs="Times New Roman"/>
+                <w:sz w:val="20"/>
+                <w:szCs w:val="20"/>
+              </w:rPr>
+            </w:pPr>
+            <w:r>
+              <w:rPr>
+                <w:rFonts w:eastAsia="Calibri" w:cs="Times New Roman"/>
+                <w:sz w:val="24"/>
+                <w:szCs w:val="24"/>
+              </w:rPr>
+              <w:t>3</w:t>
+            </w:r>
+          </w:p>
+        </w:tc>
+      </w:tr>
+      <w:tr>
+        <w:trPr>
+          <w:trHeight w:val="454"/>
+        </w:trPr>
+        <w:tc>
+          <w:tcPr>
+            <w:tcW w:w="0" w:type="auto"/>
+            <w:vAlign w:val="center"/>
+          </w:tcPr>
+          <w:p>
+            <w:pPr>
+              <w:spacing w:line="240" w:lineRule="auto"/>
+              <w:ind w:left="0"/>
+              <w:jc w:val="center"/>
+              <w:rPr>
+                <w:rFonts w:eastAsia="Calibri" w:cs="Times New Roman"/>
+                <w:sz w:val="20"/>
+                <w:szCs w:val="20"/>
+                <w:lang w:val="en-US"/>
+              </w:rPr>
+            </w:pPr>
+            <w:r>
+              <w:rPr>
+                <w:rFonts w:eastAsia="Calibri" w:cs="Times New Roman"/>
+                <w:sz w:val="20"/>
+                <w:szCs w:val="20"/>
+                <w:lang w:val="en-US"/>
+              </w:rPr>
+              <w:t>4</w:t>
+            </w:r>
+          </w:p>
+        </w:tc>
+        <w:tc>
+          <w:tcPr>
+            <w:tcW w:w="0" w:type="auto"/>
+            <w:vMerge/>
+            <w:vAlign w:val="center"/>
+          </w:tcPr>
+          <w:p>
+            <w:pPr>
+              <w:spacing w:line="240" w:lineRule="auto"/>
+              <w:ind w:left="0"/>
+              <w:jc w:val="center"/>
+              <w:rPr>
+                <w:rFonts w:eastAsia="Calibri" w:cs="Times New Roman"/>
+                <w:sz w:val="20"/>
+                <w:szCs w:val="20"/>
+              </w:rPr>
+            </w:pPr>
+          </w:p>
+        </w:tc>
+        <w:tc>
+          <w:tcPr>
+            <w:tcW w:w="0" w:type="auto"/>
+            <w:vAlign w:val="center"/>
+          </w:tcPr>
+          <w:p>
+            <w:pPr>
+              <w:spacing w:line="240" w:lineRule="auto"/>
+              <w:ind w:left="0"/>
+              <w:jc w:val="center"/>
+              <w:rPr>
+                <w:rFonts w:eastAsia="Calibri" w:cs="Times New Roman"/>
+                <w:sz w:val="20"/>
+                <w:szCs w:val="20"/>
+              </w:rPr>
+            </w:pPr>
+            <w:r>
+              <w:rPr>
+                <w:rFonts w:eastAsia="Calibri" w:cs="Times New Roman"/>
+                <w:sz w:val="24"/>
+                <w:szCs w:val="24"/>
+              </w:rPr>
+              <w:t>122</w:t>
+            </w:r>
+          </w:p>
+        </w:tc>
+        <w:tc>
+          <w:tcPr>
+            <w:tcW w:w="0" w:type="auto"/>
+            <w:vAlign w:val="center"/>
+          </w:tcPr>
+          <w:p>
+            <w:pPr>
+              <w:spacing w:line="240" w:lineRule="auto"/>
+              <w:ind w:left="0"/>
+              <w:jc w:val="center"/>
+              <w:rPr>
+                <w:rFonts w:eastAsia="Calibri" w:cs="Times New Roman"/>
+                <w:sz w:val="20"/>
+                <w:szCs w:val="20"/>
+              </w:rPr>
+            </w:pPr>
+            <w:r>
+              <w:rPr>
+                <w:rFonts w:eastAsia="Calibri" w:cs="Times New Roman"/>
+                <w:sz w:val="20"/>
+                <w:szCs w:val="20"/>
+              </w:rPr>
+              <w:fldChar w:fldCharType="begin"/>
+            </w:r>
+            <w:r>
+              <w:rPr>
+                <w:rFonts w:eastAsia="Calibri" w:cs="Times New Roman"/>
+                <w:sz w:val="20"/>
+                <w:szCs w:val="20"/>
+              </w:rPr>
+              <w:instrText xml:space="preserve"> =SUM(E6:H6) </w:instrText>
+            </w:r>
+            <w:r>
+              <w:rPr>
+                <w:rFonts w:eastAsia="Calibri" w:cs="Times New Roman"/>
+                <w:sz w:val="20"/>
+                <w:szCs w:val="20"/>
+              </w:rPr>
+              <w:fldChar w:fldCharType="separate"/>
+            </w:r>
+            <w:r>
+              <w:rPr>
+                <w:rFonts w:eastAsia="Calibri" w:cs="Times New Roman"/>
+                <w:noProof/>
+                <w:sz w:val="20"/>
+                <w:szCs w:val="20"/>
+              </w:rPr>
+              <w:t>30</w:t>
+            </w:r>
+            <w:r>
+              <w:rPr>
+                <w:rFonts w:eastAsia="Calibri" w:cs="Times New Roman"/>
+                <w:sz w:val="20"/>
+                <w:szCs w:val="20"/>
+              </w:rPr>
+              <w:fldChar w:fldCharType="end"/>
+            </w:r>
+          </w:p>
+        </w:tc>
+        <w:tc>
+          <w:tcPr>
+            <w:tcW w:w="0" w:type="auto"/>
+            <w:vAlign w:val="center"/>
+          </w:tcPr>
+          <w:p>
+            <w:pPr>
+              <w:spacing w:line="240" w:lineRule="auto"/>
+              <w:ind w:left="0"/>
+              <w:jc w:val="center"/>
+              <w:rPr>
+                <w:rFonts w:eastAsia="Calibri" w:cs="Times New Roman"/>
+                <w:sz w:val="20"/>
+                <w:szCs w:val="20"/>
+              </w:rPr>
+            </w:pPr>
+            <w:r>
+              <w:rPr>
+                <w:rFonts w:eastAsia="Calibri" w:cs="Times New Roman"/>
+                <w:sz w:val="24"/>
+                <w:szCs w:val="24"/>
+              </w:rPr>
+              <w:t>7</w:t>
+            </w:r>
+          </w:p>
+        </w:tc>
+        <w:tc>
+          <w:tcPr>
+            <w:tcW w:w="0" w:type="auto"/>
+            <w:vAlign w:val="center"/>
+          </w:tcPr>
+          <w:p>
+            <w:pPr>
+              <w:spacing w:line="240" w:lineRule="auto"/>
+              <w:ind w:left="0"/>
+              <w:jc w:val="center"/>
+              <w:rPr>
+                <w:rFonts w:eastAsia="Calibri" w:cs="Times New Roman"/>
+                <w:sz w:val="20"/>
+                <w:szCs w:val="20"/>
+              </w:rPr>
+            </w:pPr>
+            <w:r>
+              <w:rPr>
+                <w:rFonts w:eastAsia="Calibri" w:cs="Times New Roman"/>
+                <w:sz w:val="24"/>
+                <w:szCs w:val="24"/>
+              </w:rPr>
+              <w:t>6</w:t>
+            </w:r>
+          </w:p>
+        </w:tc>
+        <w:tc>
+          <w:tcPr>
+            <w:tcW w:w="0" w:type="auto"/>
+            <w:vAlign w:val="center"/>
+          </w:tcPr>
+          <w:p>
+            <w:pPr>
+              <w:spacing w:line="240" w:lineRule="auto"/>
+              <w:ind w:left="0"/>
+              <w:jc w:val="center"/>
+              <w:rPr>
+                <w:rFonts w:eastAsia="Calibri" w:cs="Times New Roman"/>
+                <w:sz w:val="20"/>
+                <w:szCs w:val="20"/>
+              </w:rPr>
+            </w:pPr>
+            <w:r>
+              <w:rPr>
+                <w:rFonts w:eastAsia="Calibri" w:cs="Times New Roman"/>
+                <w:sz w:val="24"/>
+                <w:szCs w:val="24"/>
+              </w:rPr>
+              <w:t>9</w:t>
+            </w:r>
+          </w:p>
+        </w:tc>
+        <w:tc>
+          <w:tcPr>
+            <w:tcW w:w="0" w:type="auto"/>
+            <w:vAlign w:val="center"/>
+          </w:tcPr>
+          <w:p>
+            <w:pPr>
+              <w:spacing w:line="240" w:lineRule="auto"/>
+              <w:ind w:left="0"/>
+              <w:jc w:val="center"/>
+              <w:rPr>
+                <w:rFonts w:eastAsia="Calibri" w:cs="Times New Roman"/>
+                <w:sz w:val="20"/>
+                <w:szCs w:val="20"/>
+              </w:rPr>
+            </w:pPr>
+            <w:r>
+              <w:rPr>
+                <w:rFonts w:eastAsia="Calibri" w:cs="Times New Roman"/>
+                <w:sz w:val="24"/>
+                <w:szCs w:val="24"/>
+              </w:rPr>
+              <w:t>8</w:t>
+            </w:r>
+          </w:p>
+        </w:tc>
+        <w:tc>
+          <w:tcPr>
+            <w:tcW w:w="0" w:type="auto"/>
+            <w:vAlign w:val="center"/>
+          </w:tcPr>
+          <w:p>
+            <w:pPr>
+              <w:spacing w:line="240" w:lineRule="auto"/>
+              <w:ind w:left="0"/>
+              <w:jc w:val="center"/>
+              <w:rPr>
+                <w:rFonts w:eastAsia="Calibri" w:cs="Times New Roman"/>
+                <w:sz w:val="20"/>
+                <w:szCs w:val="20"/>
+              </w:rPr>
+            </w:pPr>
+            <w:r>
+              <w:rPr>
+                <w:rFonts w:eastAsia="Calibri" w:cs="Times New Roman"/>
+                <w:sz w:val="24"/>
+                <w:szCs w:val="24"/>
+              </w:rPr>
+              <w:t>5</w:t>
+            </w:r>
+          </w:p>
+        </w:tc>
+      </w:tr>
+      <w:tr>
+        <w:trPr>
+          <w:trHeight w:val="454"/>
+        </w:trPr>
+        <w:tc>
+          <w:tcPr>
+            <w:tcW w:w="0" w:type="auto"/>
+            <w:gridSpan w:val="3"/>
+            <w:vAlign w:val="center"/>
+          </w:tcPr>
+          <w:p>
+            <w:pPr>
+              <w:spacing w:line="240" w:lineRule="auto"/>
+              <w:ind w:left="0"/>
+              <w:jc w:val="center"/>
+              <w:rPr>
+                <w:rFonts w:eastAsia="Calibri" w:cs="Times New Roman"/>
+                <w:sz w:val="20"/>
+                <w:szCs w:val="20"/>
+              </w:rPr>
+            </w:pPr>
+            <w:r>
+              <w:rPr>
+                <w:rFonts w:eastAsia="Calibri" w:cs="Times New Roman"/>
+                <w:color w:val="34343C"/>
+                <w:sz w:val="24"/>
+                <w:szCs w:val="24"/>
+                <w:shd w:val="clear" w:color="auto" w:fill="FFFFFF"/>
+              </w:rPr>
+              <w:t>ИТОГО:</w:t>
+            </w:r>
+          </w:p>
+        </w:tc>
+        <w:tc>
+          <w:tcPr>
+            <w:tcW w:w="0" w:type="auto"/>
+            <w:vAlign w:val="center"/>
+          </w:tcPr>
+          <w:p>
+            <w:pPr>
+              <w:spacing w:line="240" w:lineRule="auto"/>
+              <w:ind w:left="0"/>
+              <w:jc w:val="center"/>
+              <w:rPr>
+                <w:rFonts w:eastAsia="Calibri" w:cs="Times New Roman"/>
+                <w:sz w:val="20"/>
+                <w:szCs w:val="20"/>
+              </w:rPr>
+            </w:pPr>
+            <w:r>
+              <w:rPr>
+                <w:rFonts w:eastAsia="Calibri" w:cs="Times New Roman"/>
+                <w:sz w:val="20"/>
+                <w:szCs w:val="20"/>
+              </w:rPr>
+              <w:fldChar w:fldCharType="begin"/>
+            </w:r>
+            <w:r>
+              <w:rPr>
+                <w:rFonts w:eastAsia="Calibri" w:cs="Times New Roman"/>
+                <w:sz w:val="20"/>
+                <w:szCs w:val="20"/>
+              </w:rPr>
+              <w:instrText xml:space="preserve"> =SUM(D3:D6) </w:instrText>
+            </w:r>
+            <w:r>
+              <w:rPr>
+                <w:rFonts w:eastAsia="Calibri" w:cs="Times New Roman"/>
+                <w:sz w:val="20"/>
+                <w:szCs w:val="20"/>
+              </w:rPr>
+              <w:fldChar w:fldCharType="separate"/>
+            </w:r>
+            <w:r>
+              <w:rPr>
+                <w:rFonts w:eastAsia="Calibri" w:cs="Times New Roman"/>
+                <w:noProof/>
+                <w:sz w:val="20"/>
+                <w:szCs w:val="20"/>
+              </w:rPr>
+              <w:t>95</w:t>
+            </w:r>
+            <w:r>
+              <w:rPr>
+                <w:rFonts w:eastAsia="Calibri" w:cs="Times New Roman"/>
+                <w:sz w:val="20"/>
+                <w:szCs w:val="20"/>
+              </w:rPr>
+              <w:fldChar w:fldCharType="end"/>
+            </w:r>
+          </w:p>
+        </w:tc>
+        <w:tc>
+          <w:tcPr>
+            <w:tcW w:w="0" w:type="auto"/>
+            <w:vAlign w:val="center"/>
+          </w:tcPr>
+          <w:p>
+            <w:pPr>
+              <w:spacing w:line="240" w:lineRule="auto"/>
+              <w:ind w:left="0"/>
+              <w:jc w:val="center"/>
+              <w:rPr>
+                <w:rFonts w:eastAsia="Calibri" w:cs="Times New Roman"/>
+                <w:sz w:val="20"/>
+                <w:szCs w:val="20"/>
+              </w:rPr>
+            </w:pPr>
+            <w:r>
+              <w:rPr>
+                <w:rFonts w:eastAsia="Calibri" w:cs="Times New Roman"/>
+                <w:sz w:val="20"/>
+                <w:szCs w:val="20"/>
+              </w:rPr>
+              <w:fldChar w:fldCharType="begin"/>
+            </w:r>
+            <w:r>
+              <w:rPr>
+                <w:rFonts w:eastAsia="Calibri" w:cs="Times New Roman"/>
+                <w:sz w:val="20"/>
+                <w:szCs w:val="20"/>
+              </w:rPr>
+              <w:instrText xml:space="preserve"> =SUM(E3:E6) </w:instrText>
+            </w:r>
+            <w:r>
+              <w:rPr>
+                <w:rFonts w:eastAsia="Calibri" w:cs="Times New Roman"/>
+                <w:sz w:val="20"/>
+                <w:szCs w:val="20"/>
+              </w:rPr>
+              <w:fldChar w:fldCharType="separate"/>
+            </w:r>
+            <w:r>
+              <w:rPr>
+                <w:rFonts w:eastAsia="Calibri" w:cs="Times New Roman"/>
+                <w:noProof/>
+                <w:sz w:val="20"/>
+                <w:szCs w:val="20"/>
+              </w:rPr>
+              <w:t>32</w:t>
+            </w:r>
+            <w:r>
+              <w:rPr>
+                <w:rFonts w:eastAsia="Calibri" w:cs="Times New Roman"/>
+                <w:sz w:val="20"/>
+                <w:szCs w:val="20"/>
+              </w:rPr>
+              <w:fldChar w:fldCharType="end"/>
+            </w:r>
+          </w:p>
+        </w:tc>
+        <w:tc>
+          <w:tcPr>
+            <w:tcW w:w="0" w:type="auto"/>
+            <w:vAlign w:val="center"/>
+          </w:tcPr>
+          <w:p>
+            <w:pPr>
+              <w:spacing w:line="240" w:lineRule="auto"/>
+              <w:ind w:left="0"/>
+              <w:jc w:val="center"/>
+              <w:rPr>
+                <w:rFonts w:eastAsia="Calibri" w:cs="Times New Roman"/>
+                <w:sz w:val="20"/>
+                <w:szCs w:val="20"/>
+              </w:rPr>
+            </w:pPr>
+            <w:r>
+              <w:rPr>
+                <w:rFonts w:eastAsia="Calibri" w:cs="Times New Roman"/>
+                <w:sz w:val="20"/>
+                <w:szCs w:val="20"/>
+              </w:rPr>
+              <w:fldChar w:fldCharType="begin"/>
+            </w:r>
+            <w:r>
+              <w:rPr>
+                <w:rFonts w:eastAsia="Calibri" w:cs="Times New Roman"/>
+                <w:sz w:val="20"/>
+                <w:szCs w:val="20"/>
+              </w:rPr>
+              <w:instrText xml:space="preserve"> =SUM(F3:F6) </w:instrText>
+            </w:r>
+            <w:r>
+              <w:rPr>
+                <w:rFonts w:eastAsia="Calibri" w:cs="Times New Roman"/>
+                <w:sz w:val="20"/>
+                <w:szCs w:val="20"/>
+              </w:rPr>
+              <w:fldChar w:fldCharType="separate"/>
+            </w:r>
+            <w:r>
+              <w:rPr>
+                <w:rFonts w:eastAsia="Calibri" w:cs="Times New Roman"/>
+                <w:noProof/>
+                <w:sz w:val="20"/>
+                <w:szCs w:val="20"/>
+              </w:rPr>
+              <w:t>26</w:t>
+            </w:r>
+            <w:r>
+              <w:rPr>
+                <w:rFonts w:eastAsia="Calibri" w:cs="Times New Roman"/>
+                <w:sz w:val="20"/>
+                <w:szCs w:val="20"/>
+              </w:rPr>
+              <w:fldChar w:fldCharType="end"/>
+            </w:r>
+          </w:p>
+        </w:tc>
+        <w:tc>
+          <w:tcPr>
+            <w:tcW w:w="0" w:type="auto"/>
+            <w:vAlign w:val="center"/>
+          </w:tcPr>
+          <w:p>
+            <w:pPr>
+              <w:spacing w:line="240" w:lineRule="auto"/>
+              <w:ind w:left="0"/>
+              <w:jc w:val="center"/>
+              <w:rPr>
+                <w:rFonts w:eastAsia="Calibri" w:cs="Times New Roman"/>
+                <w:sz w:val="20"/>
+                <w:szCs w:val="20"/>
+              </w:rPr>
+            </w:pPr>
+            <w:r>
+              <w:rPr>
+                <w:rFonts w:eastAsia="Calibri" w:cs="Times New Roman"/>
+                <w:sz w:val="20"/>
+                <w:szCs w:val="20"/>
+              </w:rPr>
+              <w:fldChar w:fldCharType="begin"/>
+            </w:r>
+            <w:r>
+              <w:rPr>
+                <w:rFonts w:eastAsia="Calibri" w:cs="Times New Roman"/>
+                <w:sz w:val="20"/>
+                <w:szCs w:val="20"/>
+              </w:rPr>
+              <w:instrText xml:space="preserve"> =SUM(G3:G6) </w:instrText>
+            </w:r>
+            <w:r>
+              <w:rPr>
+                <w:rFonts w:eastAsia="Calibri" w:cs="Times New Roman"/>
+                <w:sz w:val="20"/>
+                <w:szCs w:val="20"/>
+              </w:rPr>
+              <w:fldChar w:fldCharType="separate"/>
+            </w:r>
+            <w:r>
+              <w:rPr>
+                <w:rFonts w:eastAsia="Calibri" w:cs="Times New Roman"/>
+                <w:noProof/>
+                <w:sz w:val="20"/>
+                <w:szCs w:val="20"/>
+              </w:rPr>
+              <w:t>16</w:t>
+            </w:r>
+            <w:r>
+              <w:rPr>
+                <w:rFonts w:eastAsia="Calibri" w:cs="Times New Roman"/>
+                <w:sz w:val="20"/>
+                <w:szCs w:val="20"/>
+              </w:rPr>
+              <w:fldChar w:fldCharType="end"/>
+            </w:r>
+          </w:p>
+        </w:tc>
+        <w:tc>
+          <w:tcPr>
+            <w:tcW w:w="0" w:type="auto"/>
+            <w:vAlign w:val="center"/>
+          </w:tcPr>
+          <w:p>
+            <w:pPr>
+              <w:spacing w:line="240" w:lineRule="auto"/>
+              <w:ind w:left="0"/>
+              <w:jc w:val="center"/>
+              <w:rPr>
+                <w:rFonts w:eastAsia="Calibri" w:cs="Times New Roman"/>
+                <w:sz w:val="20"/>
+                <w:szCs w:val="20"/>
+              </w:rPr>
+            </w:pPr>
+            <w:r>
+              <w:rPr>
+                <w:rFonts w:eastAsia="Calibri" w:cs="Times New Roman"/>
+                <w:sz w:val="20"/>
+                <w:szCs w:val="20"/>
+              </w:rPr>
+              <w:fldChar w:fldCharType="begin"/>
+            </w:r>
+            <w:r>
+              <w:rPr>
+                <w:rFonts w:eastAsia="Calibri" w:cs="Times New Roman"/>
+                <w:sz w:val="20"/>
+                <w:szCs w:val="20"/>
+              </w:rPr>
+              <w:instrText xml:space="preserve"> =SUM(H3:H6) </w:instrText>
+            </w:r>
+            <w:r>
+              <w:rPr>
+                <w:rFonts w:eastAsia="Calibri" w:cs="Times New Roman"/>
+                <w:sz w:val="20"/>
+                <w:szCs w:val="20"/>
+              </w:rPr>
+              <w:fldChar w:fldCharType="separate"/>
+            </w:r>
+            <w:r>
+              <w:rPr>
+                <w:rFonts w:eastAsia="Calibri" w:cs="Times New Roman"/>
+                <w:noProof/>
+                <w:sz w:val="20"/>
+                <w:szCs w:val="20"/>
+              </w:rPr>
+              <w:t>21</w:t>
+            </w:r>
+            <w:r>
+              <w:rPr>
+                <w:rFonts w:eastAsia="Calibri" w:cs="Times New Roman"/>
+                <w:sz w:val="20"/>
+                <w:szCs w:val="20"/>
+              </w:rPr>
+              <w:fldChar w:fldCharType="end"/>
+            </w:r>
+          </w:p>
+        </w:tc>
+        <w:tc>
+          <w:tcPr>
+            <w:tcW w:w="0" w:type="auto"/>
+            <w:vAlign w:val="center"/>
+          </w:tcPr>
+          <w:p>
+            <w:pPr>
+              <w:spacing w:line="240" w:lineRule="auto"/>
+              <w:ind w:left="0"/>
+              <w:jc w:val="center"/>
+              <w:rPr>
+                <w:rFonts w:eastAsia="Calibri" w:cs="Times New Roman"/>
+                <w:sz w:val="20"/>
+                <w:szCs w:val="20"/>
+              </w:rPr>
+            </w:pPr>
+            <w:r>
+              <w:rPr>
+                <w:rFonts w:eastAsia="Calibri" w:cs="Times New Roman"/>
+                <w:sz w:val="20"/>
+                <w:szCs w:val="20"/>
+              </w:rPr>
+              <w:fldChar w:fldCharType="begin"/>
+            </w:r>
+            <w:r>
+              <w:rPr>
+                <w:rFonts w:eastAsia="Calibri" w:cs="Times New Roman"/>
+                <w:sz w:val="20"/>
+                <w:szCs w:val="20"/>
+              </w:rPr>
+              <w:instrText xml:space="preserve"> =SUM(I3:I6) </w:instrText>
+            </w:r>
+            <w:r>
+              <w:rPr>
+                <w:rFonts w:eastAsia="Calibri" w:cs="Times New Roman"/>
+                <w:sz w:val="20"/>
+                <w:szCs w:val="20"/>
+              </w:rPr>
+              <w:fldChar w:fldCharType="separate"/>
+            </w:r>
+            <w:r>
+              <w:rPr>
+                <w:rFonts w:eastAsia="Calibri" w:cs="Times New Roman"/>
+                <w:noProof/>
+                <w:sz w:val="20"/>
+                <w:szCs w:val="20"/>
+              </w:rPr>
+              <w:t>16</w:t>
+            </w:r>
+            <w:r>
+              <w:rPr>
+                <w:rFonts w:eastAsia="Calibri" w:cs="Times New Roman"/>
+                <w:sz w:val="20"/>
+                <w:szCs w:val="20"/>
+              </w:rPr>
+              <w:fldChar w:fldCharType="end"/>
+            </w:r>
+          </w:p>
+        </w:tc>
+      </w:tr>
+      <w:tr>
+        <w:trPr>
+          <w:trHeight w:val="454"/>
+        </w:trPr>
+        <w:tc>
+          <w:tcPr>
+            <w:tcW w:w="0" w:type="auto"/>
+            <w:gridSpan w:val="3"/>
+            <w:vAlign w:val="center"/>
+          </w:tcPr>
+          <w:p>
+            <w:pPr>
+              <w:spacing w:line="240" w:lineRule="auto"/>
+              <w:ind w:left="0"/>
+              <w:jc w:val="center"/>
+              <w:rPr>
+                <w:rFonts w:eastAsia="Calibri" w:cs="Times New Roman"/>
+                <w:sz w:val="20"/>
+                <w:szCs w:val="20"/>
+              </w:rPr>
+            </w:pPr>
+            <w:r>
+              <w:rPr>
+                <w:rFonts w:eastAsia="Calibri" w:cs="Times New Roman"/>
+                <w:color w:val="34343C"/>
+                <w:sz w:val="24"/>
+                <w:szCs w:val="24"/>
+                <w:shd w:val="clear" w:color="auto" w:fill="FFFFFF"/>
+              </w:rPr>
+              <w:t>ИТОГО В %:</w:t>
+            </w:r>
+          </w:p>
+        </w:tc>
+        <w:tc>
+          <w:tcPr>
+            <w:tcW w:w="0" w:type="auto"/>
+            <w:vAlign w:val="center"/>
+          </w:tcPr>
+          <w:p>
+            <w:pPr>
+              <w:spacing w:line="240" w:lineRule="auto"/>
+              <w:ind w:left="0"/>
+              <w:jc w:val="center"/>
+              <w:rPr>
+                <w:rFonts w:eastAsia="Calibri" w:cs="Times New Roman"/>
+                <w:sz w:val="20"/>
+                <w:szCs w:val="20"/>
+                <w:lang w:val="en-US"/>
+              </w:rPr>
+            </w:pPr>
+            <w:r>
+              <w:rPr>
+                <w:rFonts w:eastAsia="Calibri" w:cs="Times New Roman"/>
+                <w:sz w:val="20"/>
+                <w:szCs w:val="20"/>
+              </w:rPr>
+              <w:fldChar w:fldCharType="begin"/>
+            </w:r>
+            <w:r>
+              <w:rPr>
+                <w:rFonts w:eastAsia="Calibri" w:cs="Times New Roman"/>
+                <w:sz w:val="20"/>
+                <w:szCs w:val="20"/>
+              </w:rPr>
+              <w:instrText xml:space="preserve"> =D7/D7*100 </w:instrText>
+            </w:r>
+            <w:r>
+              <w:rPr>
+                <w:rFonts w:eastAsia="Calibri" w:cs="Times New Roman"/>
+                <w:sz w:val="20"/>
+                <w:szCs w:val="20"/>
+              </w:rPr>
+              <w:fldChar w:fldCharType="separate"/>
+            </w:r>
+            <w:r>
+              <w:rPr>
+                <w:rFonts w:eastAsia="Calibri" w:cs="Times New Roman"/>
+                <w:noProof/>
+                <w:sz w:val="20"/>
+                <w:szCs w:val="20"/>
+              </w:rPr>
+              <w:t>100</w:t>
+            </w:r>
+            <w:r>
+              <w:rPr>
+                <w:rFonts w:eastAsia="Calibri" w:cs="Times New Roman"/>
+                <w:sz w:val="20"/>
+                <w:szCs w:val="20"/>
+              </w:rPr>
+              <w:fldChar w:fldCharType="end"/>
+            </w:r>
+            <w:r>
+              <w:rPr>
+                <w:rFonts w:eastAsia="Calibri" w:cs="Times New Roman"/>
+                <w:sz w:val="20"/>
+                <w:szCs w:val="20"/>
+                <w:lang w:val="en-US"/>
+              </w:rPr>
+              <w:t>%</w:t>
+            </w:r>
+          </w:p>
+        </w:tc>
+        <w:tc>
+          <w:tcPr>
+            <w:tcW w:w="0" w:type="auto"/>
+            <w:vAlign w:val="center"/>
+          </w:tcPr>
+          <w:p>
+            <w:pPr>
+              <w:spacing w:line="240" w:lineRule="auto"/>
+              <w:ind w:left="0"/>
+              <w:jc w:val="center"/>
+              <w:rPr>
+                <w:rFonts w:eastAsia="Calibri" w:cs="Times New Roman"/>
+                <w:sz w:val="20"/>
+                <w:szCs w:val="20"/>
+                <w:lang w:val="en-US"/>
+              </w:rPr>
+            </w:pPr>
+            <w:r>
+              <w:rPr>
+                <w:rFonts w:eastAsia="Calibri" w:cs="Times New Roman"/>
+                <w:sz w:val="20"/>
+                <w:szCs w:val="20"/>
+                <w:lang w:val="en-US"/>
+              </w:rPr>
+              <w:fldChar w:fldCharType="begin"/>
+            </w:r>
+            <w:r>
+              <w:rPr>
+                <w:rFonts w:eastAsia="Calibri" w:cs="Times New Roman"/>
+                <w:sz w:val="20"/>
+                <w:szCs w:val="20"/>
+                <w:lang w:val="en-US"/>
+              </w:rPr>
+              <w:instrText xml:space="preserve"> =C7/B7*100 </w:instrText>
+            </w:r>
+            <w:r>
+              <w:rPr>
+                <w:rFonts w:eastAsia="Calibri" w:cs="Times New Roman"/>
+                <w:sz w:val="20"/>
+                <w:szCs w:val="20"/>
+                <w:lang w:val="en-US"/>
+              </w:rPr>
+              <w:fldChar w:fldCharType="separate"/>
+            </w:r>
+            <w:r>
+              <w:rPr>
+                <w:rFonts w:eastAsia="Calibri" w:cs="Times New Roman"/>
+                <w:noProof/>
+                <w:sz w:val="20"/>
+                <w:szCs w:val="20"/>
+                <w:lang w:val="en-US"/>
+              </w:rPr>
+              <w:t>33,68</w:t>
+            </w:r>
+            <w:r>
+              <w:rPr>
+                <w:rFonts w:eastAsia="Calibri" w:cs="Times New Roman"/>
+                <w:sz w:val="20"/>
+                <w:szCs w:val="20"/>
+                <w:lang w:val="en-US"/>
+              </w:rPr>
+              <w:fldChar w:fldCharType="end"/>
+            </w:r>
+            <w:r>
+              <w:rPr>
+                <w:rFonts w:eastAsia="Calibri" w:cs="Times New Roman"/>
+                <w:sz w:val="20"/>
+                <w:szCs w:val="20"/>
+                <w:lang w:val="en-US"/>
+              </w:rPr>
+              <w:t>%</w:t>
+            </w:r>
+          </w:p>
+        </w:tc>
+        <w:tc>
+          <w:tcPr>
+            <w:tcW w:w="0" w:type="auto"/>
+            <w:vAlign w:val="center"/>
+          </w:tcPr>
+          <w:p>
+            <w:pPr>
+              <w:spacing w:line="240" w:lineRule="auto"/>
+              <w:ind w:left="0"/>
+              <w:jc w:val="center"/>
+              <w:rPr>
+                <w:rFonts w:eastAsia="Calibri" w:cs="Times New Roman"/>
+                <w:sz w:val="20"/>
+                <w:szCs w:val="20"/>
+                <w:lang w:val="en-US"/>
+              </w:rPr>
+            </w:pPr>
+            <w:r>
+              <w:rPr>
+                <w:rFonts w:eastAsia="Calibri" w:cs="Times New Roman"/>
+                <w:sz w:val="20"/>
+                <w:szCs w:val="20"/>
+                <w:lang w:val="en-US"/>
+              </w:rPr>
+              <w:fldChar w:fldCharType="begin"/>
+            </w:r>
+            <w:r>
+              <w:rPr>
+                <w:rFonts w:eastAsia="Calibri" w:cs="Times New Roman"/>
+                <w:sz w:val="20"/>
+                <w:szCs w:val="20"/>
+                <w:lang w:val="en-US"/>
+              </w:rPr>
+              <w:instrText xml:space="preserve"> =D7/B7*100 </w:instrText>
+            </w:r>
+            <w:r>
+              <w:rPr>
+                <w:rFonts w:eastAsia="Calibri" w:cs="Times New Roman"/>
+                <w:sz w:val="20"/>
+                <w:szCs w:val="20"/>
+                <w:lang w:val="en-US"/>
+              </w:rPr>
+              <w:fldChar w:fldCharType="separate"/>
+            </w:r>
+            <w:r>
+              <w:rPr>
+                <w:rFonts w:eastAsia="Calibri" w:cs="Times New Roman"/>
+                <w:noProof/>
+                <w:sz w:val="20"/>
+                <w:szCs w:val="20"/>
+                <w:lang w:val="en-US"/>
+              </w:rPr>
+              <w:t>27,37</w:t>
+            </w:r>
+            <w:r>
+              <w:rPr>
+                <w:rFonts w:eastAsia="Calibri" w:cs="Times New Roman"/>
+                <w:sz w:val="20"/>
+                <w:szCs w:val="20"/>
+                <w:lang w:val="en-US"/>
+              </w:rPr>
+              <w:fldChar w:fldCharType="end"/>
+            </w:r>
+            <w:r>
+              <w:rPr>
+                <w:rFonts w:eastAsia="Calibri" w:cs="Times New Roman"/>
+                <w:sz w:val="20"/>
+                <w:szCs w:val="20"/>
+                <w:lang w:val="en-US"/>
+              </w:rPr>
+              <w:t>%</w:t>
+            </w:r>
+          </w:p>
+        </w:tc>
+        <w:tc>
+          <w:tcPr>
+            <w:tcW w:w="0" w:type="auto"/>
+            <w:vAlign w:val="center"/>
+          </w:tcPr>
+          <w:p>
+            <w:pPr>
+              <w:spacing w:line="240" w:lineRule="auto"/>
+              <w:ind w:left="0"/>
+              <w:jc w:val="center"/>
+              <w:rPr>
+                <w:rFonts w:eastAsia="Calibri" w:cs="Times New Roman"/>
+                <w:sz w:val="20"/>
+                <w:szCs w:val="20"/>
+                <w:lang w:val="en-US"/>
+              </w:rPr>
+            </w:pPr>
+            <w:r>
+              <w:rPr>
+                <w:rFonts w:eastAsia="Calibri" w:cs="Times New Roman"/>
+                <w:sz w:val="20"/>
+                <w:szCs w:val="20"/>
+                <w:lang w:val="en-US"/>
+              </w:rPr>
+              <w:fldChar w:fldCharType="begin"/>
+            </w:r>
+            <w:r>
+              <w:rPr>
+                <w:rFonts w:eastAsia="Calibri" w:cs="Times New Roman"/>
+                <w:sz w:val="20"/>
+                <w:szCs w:val="20"/>
+                <w:lang w:val="en-US"/>
+              </w:rPr>
+              <w:instrText xml:space="preserve"> =E7/B7*100 </w:instrText>
+            </w:r>
+            <w:r>
+              <w:rPr>
+                <w:rFonts w:eastAsia="Calibri" w:cs="Times New Roman"/>
+                <w:sz w:val="20"/>
+                <w:szCs w:val="20"/>
+                <w:lang w:val="en-US"/>
+              </w:rPr>
+              <w:fldChar w:fldCharType="separate"/>
+            </w:r>
+            <w:r>
+              <w:rPr>
+                <w:rFonts w:eastAsia="Calibri" w:cs="Times New Roman"/>
+                <w:noProof/>
+                <w:sz w:val="20"/>
+                <w:szCs w:val="20"/>
+                <w:lang w:val="en-US"/>
+              </w:rPr>
+              <w:t>16,84</w:t>
+            </w:r>
+            <w:r>
+              <w:rPr>
+                <w:rFonts w:eastAsia="Calibri" w:cs="Times New Roman"/>
+                <w:sz w:val="20"/>
+                <w:szCs w:val="20"/>
+                <w:lang w:val="en-US"/>
+              </w:rPr>
+              <w:fldChar w:fldCharType="end"/>
+            </w:r>
+            <w:r>
+              <w:rPr>
+                <w:rFonts w:eastAsia="Calibri" w:cs="Times New Roman"/>
+                <w:sz w:val="20"/>
+                <w:szCs w:val="20"/>
+                <w:lang w:val="en-US"/>
+              </w:rPr>
+              <w:t>%</w:t>
+            </w:r>
+          </w:p>
+        </w:tc>
+        <w:tc>
+          <w:tcPr>
+            <w:tcW w:w="0" w:type="auto"/>
+            <w:vAlign w:val="center"/>
+          </w:tcPr>
+          <w:p>
+            <w:pPr>
+              <w:spacing w:line="240" w:lineRule="auto"/>
+              <w:ind w:left="0"/>
+              <w:jc w:val="center"/>
+              <w:rPr>
+                <w:rFonts w:eastAsia="Calibri" w:cs="Times New Roman"/>
+                <w:sz w:val="20"/>
+                <w:szCs w:val="20"/>
+                <w:lang w:val="en-US"/>
+              </w:rPr>
+            </w:pPr>
+            <w:r>
+              <w:rPr>
+                <w:rFonts w:eastAsia="Calibri" w:cs="Times New Roman"/>
+                <w:sz w:val="20"/>
+                <w:szCs w:val="20"/>
+                <w:lang w:val="en-US"/>
+              </w:rPr>
+              <w:fldChar w:fldCharType="begin"/>
+            </w:r>
+            <w:r>
+              <w:rPr>
+                <w:rFonts w:eastAsia="Calibri" w:cs="Times New Roman"/>
+                <w:sz w:val="20"/>
+                <w:szCs w:val="20"/>
+                <w:lang w:val="en-US"/>
+              </w:rPr>
+              <w:instrText xml:space="preserve"> =F7/B7*100 </w:instrText>
+            </w:r>
+            <w:r>
+              <w:rPr>
+                <w:rFonts w:eastAsia="Calibri" w:cs="Times New Roman"/>
+                <w:sz w:val="20"/>
+                <w:szCs w:val="20"/>
+                <w:lang w:val="en-US"/>
+              </w:rPr>
+              <w:fldChar w:fldCharType="separate"/>
+            </w:r>
+            <w:r>
+              <w:rPr>
+                <w:rFonts w:eastAsia="Calibri" w:cs="Times New Roman"/>
+                <w:noProof/>
+                <w:sz w:val="20"/>
+                <w:szCs w:val="20"/>
+                <w:lang w:val="en-US"/>
+              </w:rPr>
+              <w:t>22,11</w:t>
+            </w:r>
+            <w:r>
+              <w:rPr>
+                <w:rFonts w:eastAsia="Calibri" w:cs="Times New Roman"/>
+                <w:sz w:val="20"/>
+                <w:szCs w:val="20"/>
+                <w:lang w:val="en-US"/>
+              </w:rPr>
+              <w:fldChar w:fldCharType="end"/>
+            </w:r>
+            <w:r>
+              <w:rPr>
+                <w:rFonts w:eastAsia="Calibri" w:cs="Times New Roman"/>
+                <w:sz w:val="20"/>
+                <w:szCs w:val="20"/>
+                <w:lang w:val="en-US"/>
+              </w:rPr>
+              <w:t>%</w:t>
+            </w:r>
+          </w:p>
+        </w:tc>
+        <w:tc>
+          <w:tcPr>
+            <w:tcW w:w="0" w:type="auto"/>
+            <w:vAlign w:val="center"/>
+          </w:tcPr>
+          <w:p>
+            <w:pPr>
+              <w:spacing w:line="240" w:lineRule="auto"/>
+              <w:ind w:left="0"/>
+              <w:jc w:val="center"/>
+              <w:rPr>
+                <w:rFonts w:eastAsia="Calibri" w:cs="Times New Roman"/>
+                <w:sz w:val="20"/>
+                <w:szCs w:val="20"/>
+                <w:lang w:val="en-US"/>
+              </w:rPr>
+            </w:pPr>
+            <w:r>
+              <w:rPr>
+                <w:rFonts w:eastAsia="Calibri" w:cs="Times New Roman"/>
+                <w:sz w:val="20"/>
+                <w:szCs w:val="20"/>
+              </w:rPr>
+              <w:fldChar w:fldCharType="begin"/>
+            </w:r>
+            <w:r>
+              <w:rPr>
+                <w:rFonts w:eastAsia="Calibri" w:cs="Times New Roman"/>
+                <w:sz w:val="20"/>
+                <w:szCs w:val="20"/>
+              </w:rPr>
+              <w:instrText xml:space="preserve"> =G7/B7*100 </w:instrText>
+            </w:r>
+            <w:r>
+              <w:rPr>
+                <w:rFonts w:eastAsia="Calibri" w:cs="Times New Roman"/>
+                <w:sz w:val="20"/>
+                <w:szCs w:val="20"/>
+              </w:rPr>
+              <w:fldChar w:fldCharType="separate"/>
+            </w:r>
+            <w:r>
+              <w:rPr>
+                <w:rFonts w:eastAsia="Calibri" w:cs="Times New Roman"/>
+                <w:noProof/>
+                <w:sz w:val="20"/>
+                <w:szCs w:val="20"/>
+              </w:rPr>
+              <w:t>16,84</w:t>
+            </w:r>
+            <w:r>
+              <w:rPr>
+                <w:rFonts w:eastAsia="Calibri" w:cs="Times New Roman"/>
+                <w:sz w:val="20"/>
+                <w:szCs w:val="20"/>
+              </w:rPr>
+              <w:fldChar w:fldCharType="end"/>
+            </w:r>
+            <w:r>
+              <w:rPr>
+                <w:rFonts w:eastAsia="Calibri" w:cs="Times New Roman"/>
+                <w:sz w:val="20"/>
+                <w:szCs w:val="20"/>
+                <w:lang w:val="en-US"/>
+              </w:rPr>
+              <w:t>%</w:t>
+            </w:r>
+          </w:p>
+        </w:tc>
+      </w:tr>
+      <w:tr>
+        <w:trPr>
+          <w:trHeight w:val="454"/>
+        </w:trPr>
+        <w:tc>
+          <w:tcPr>
+            <w:tcW w:w="0" w:type="auto"/>
+            <w:vAlign w:val="center"/>
+          </w:tcPr>
+          <w:p>
+            <w:pPr>
+              <w:spacing w:line="240" w:lineRule="auto"/>
+              <w:ind w:left="0"/>
+              <w:jc w:val="center"/>
+              <w:rPr>
+                <w:rFonts w:eastAsia="Calibri" w:cs="Times New Roman"/>
+                <w:sz w:val="20"/>
+                <w:szCs w:val="20"/>
+                <w:lang w:val="en-US"/>
+              </w:rPr>
+            </w:pPr>
+            <w:r>
+              <w:rPr>
+                <w:rFonts w:eastAsia="Calibri" w:cs="Times New Roman"/>
+                <w:sz w:val="20"/>
+                <w:szCs w:val="20"/>
+                <w:lang w:val="en-US"/>
+              </w:rPr>
+              <w:t>1</w:t>
+            </w:r>
+          </w:p>
+        </w:tc>
+        <w:tc>
+          <w:tcPr>
+            <w:tcW w:w="0" w:type="auto"/>
+            <w:vMerge w:val="restart"/>
+            <w:vAlign w:val="center"/>
+          </w:tcPr>
+          <w:p>
+            <w:pPr>
+              <w:spacing w:line="240" w:lineRule="auto"/>
+              <w:ind w:left="0"/>
+              <w:jc w:val="center"/>
+              <w:rPr>
+                <w:rFonts w:eastAsia="Calibri" w:cs="Times New Roman"/>
+                <w:sz w:val="20"/>
+                <w:szCs w:val="20"/>
+              </w:rPr>
+            </w:pPr>
+            <w:r>
+              <w:rPr>
+                <w:rFonts w:eastAsia="Calibri" w:cs="Times New Roman"/>
+                <w:sz w:val="24"/>
+                <w:szCs w:val="24"/>
+              </w:rPr>
+              <w:t>Физкультура</w:t>
+            </w:r>
+          </w:p>
+        </w:tc>
+        <w:tc>
+          <w:tcPr>
+            <w:tcW w:w="0" w:type="auto"/>
+            <w:vAlign w:val="center"/>
+          </w:tcPr>
+          <w:p>
+            <w:pPr>
+              <w:spacing w:line="240" w:lineRule="auto"/>
+              <w:ind w:left="0"/>
+              <w:jc w:val="center"/>
+              <w:rPr>
+                <w:rFonts w:eastAsia="Calibri" w:cs="Times New Roman"/>
+                <w:sz w:val="20"/>
+                <w:szCs w:val="20"/>
+              </w:rPr>
+            </w:pPr>
+            <w:r>
+              <w:rPr>
+                <w:rFonts w:eastAsia="Calibri" w:cs="Times New Roman"/>
+                <w:sz w:val="24"/>
+                <w:szCs w:val="24"/>
+              </w:rPr>
+              <w:t>119</w:t>
+            </w:r>
+          </w:p>
+        </w:tc>
+        <w:tc>
+          <w:tcPr>
+            <w:tcW w:w="0" w:type="auto"/>
+            <w:vAlign w:val="center"/>
+          </w:tcPr>
+          <w:p>
+            <w:pPr>
+              <w:spacing w:line="240" w:lineRule="auto"/>
+              <w:ind w:left="0"/>
+              <w:jc w:val="center"/>
+              <w:rPr>
+                <w:rFonts w:eastAsia="Calibri" w:cs="Times New Roman"/>
+                <w:sz w:val="20"/>
+                <w:szCs w:val="20"/>
+              </w:rPr>
+            </w:pPr>
+            <w:r>
+              <w:rPr>
+                <w:rFonts w:eastAsia="Calibri" w:cs="Times New Roman"/>
+                <w:sz w:val="20"/>
+                <w:szCs w:val="20"/>
+              </w:rPr>
+              <w:fldChar w:fldCharType="begin"/>
+            </w:r>
+            <w:r>
+              <w:rPr>
+                <w:rFonts w:eastAsia="Calibri" w:cs="Times New Roman"/>
+                <w:sz w:val="20"/>
+                <w:szCs w:val="20"/>
+              </w:rPr>
+              <w:instrText xml:space="preserve"> =SUM(E9:H9) </w:instrText>
+            </w:r>
+            <w:r>
+              <w:rPr>
+                <w:rFonts w:eastAsia="Calibri" w:cs="Times New Roman"/>
+                <w:sz w:val="20"/>
+                <w:szCs w:val="20"/>
+              </w:rPr>
+              <w:fldChar w:fldCharType="separate"/>
+            </w:r>
+            <w:r>
+              <w:rPr>
+                <w:rFonts w:eastAsia="Calibri" w:cs="Times New Roman"/>
+                <w:noProof/>
+                <w:sz w:val="20"/>
+                <w:szCs w:val="20"/>
+              </w:rPr>
+              <w:t>21</w:t>
+            </w:r>
+            <w:r>
+              <w:rPr>
+                <w:rFonts w:eastAsia="Calibri" w:cs="Times New Roman"/>
+                <w:sz w:val="20"/>
+                <w:szCs w:val="20"/>
+              </w:rPr>
+              <w:fldChar w:fldCharType="end"/>
+            </w:r>
+          </w:p>
+        </w:tc>
+        <w:tc>
+          <w:tcPr>
+            <w:tcW w:w="0" w:type="auto"/>
+            <w:vAlign w:val="center"/>
+          </w:tcPr>
+          <w:p>
+            <w:pPr>
+              <w:spacing w:line="240" w:lineRule="auto"/>
+              <w:ind w:left="0"/>
+              <w:jc w:val="center"/>
+              <w:rPr>
+                <w:rFonts w:eastAsia="Calibri" w:cs="Times New Roman"/>
+                <w:sz w:val="20"/>
+                <w:szCs w:val="20"/>
+              </w:rPr>
+            </w:pPr>
+            <w:r>
+              <w:rPr>
+                <w:rFonts w:eastAsia="Calibri" w:cs="Times New Roman"/>
+                <w:sz w:val="24"/>
+                <w:szCs w:val="24"/>
+              </w:rPr>
+              <w:t>9</w:t>
+            </w:r>
+          </w:p>
+        </w:tc>
+        <w:tc>
+          <w:tcPr>
+            <w:tcW w:w="0" w:type="auto"/>
+            <w:vAlign w:val="center"/>
+          </w:tcPr>
+          <w:p>
+            <w:pPr>
+              <w:spacing w:line="240" w:lineRule="auto"/>
+              <w:ind w:left="0"/>
+              <w:jc w:val="center"/>
+              <w:rPr>
+                <w:rFonts w:eastAsia="Calibri" w:cs="Times New Roman"/>
+                <w:sz w:val="20"/>
+                <w:szCs w:val="20"/>
+              </w:rPr>
+            </w:pPr>
+            <w:r>
+              <w:rPr>
+                <w:rFonts w:eastAsia="Calibri" w:cs="Times New Roman"/>
+                <w:sz w:val="24"/>
+                <w:szCs w:val="24"/>
+              </w:rPr>
+              <w:t>7</w:t>
+            </w:r>
+          </w:p>
+        </w:tc>
+        <w:tc>
+          <w:tcPr>
+            <w:tcW w:w="0" w:type="auto"/>
+            <w:vAlign w:val="center"/>
+          </w:tcPr>
+          <w:p>
+            <w:pPr>
+              <w:spacing w:line="240" w:lineRule="auto"/>
+              <w:ind w:left="0"/>
+              <w:jc w:val="center"/>
+              <w:rPr>
+                <w:rFonts w:eastAsia="Calibri" w:cs="Times New Roman"/>
+                <w:sz w:val="20"/>
+                <w:szCs w:val="20"/>
+              </w:rPr>
+            </w:pPr>
+            <w:r>
+              <w:rPr>
+                <w:rFonts w:eastAsia="Calibri" w:cs="Times New Roman"/>
+                <w:sz w:val="24"/>
+                <w:szCs w:val="24"/>
+              </w:rPr>
+              <w:t>3</w:t>
+            </w:r>
+          </w:p>
+        </w:tc>
+        <w:tc>
+          <w:tcPr>
+            <w:tcW w:w="0" w:type="auto"/>
+            <w:vAlign w:val="center"/>
+          </w:tcPr>
+          <w:p>
+            <w:pPr>
+              <w:spacing w:line="240" w:lineRule="auto"/>
+              <w:ind w:left="0"/>
+              <w:jc w:val="center"/>
+              <w:rPr>
+                <w:rFonts w:eastAsia="Calibri" w:cs="Times New Roman"/>
+                <w:sz w:val="20"/>
+                <w:szCs w:val="20"/>
+              </w:rPr>
+            </w:pPr>
+            <w:r>
+              <w:rPr>
+                <w:rFonts w:eastAsia="Calibri" w:cs="Times New Roman"/>
+                <w:sz w:val="24"/>
+                <w:szCs w:val="24"/>
+              </w:rPr>
+              <w:t>2</w:t>
+            </w:r>
+          </w:p>
+        </w:tc>
+        <w:tc>
+          <w:tcPr>
+            <w:tcW w:w="0" w:type="auto"/>
+            <w:vAlign w:val="center"/>
+          </w:tcPr>
+          <w:p>
+            <w:pPr>
+              <w:spacing w:line="240" w:lineRule="auto"/>
+              <w:ind w:left="0"/>
+              <w:jc w:val="center"/>
+              <w:rPr>
+                <w:rFonts w:eastAsia="Calibri" w:cs="Times New Roman"/>
+                <w:sz w:val="20"/>
+                <w:szCs w:val="20"/>
+              </w:rPr>
+            </w:pPr>
+            <w:r>
+              <w:rPr>
+                <w:rFonts w:eastAsia="Calibri" w:cs="Times New Roman"/>
+                <w:sz w:val="24"/>
+                <w:szCs w:val="24"/>
+              </w:rPr>
+              <w:t>4</w:t>
+            </w:r>
+          </w:p>
+        </w:tc>
+      </w:tr>
+      <w:tr>
+        <w:trPr>
+          <w:trHeight w:val="454"/>
+        </w:trPr>
+        <w:tc>
+          <w:tcPr>
+            <w:tcW w:w="0" w:type="auto"/>
+            <w:vAlign w:val="center"/>
+          </w:tcPr>
+          <w:p>
+            <w:pPr>
+              <w:spacing w:line="240" w:lineRule="auto"/>
+              <w:ind w:left="0"/>
+              <w:jc w:val="center"/>
+              <w:rPr>
+                <w:rFonts w:eastAsia="Calibri" w:cs="Times New Roman"/>
+                <w:sz w:val="20"/>
+                <w:szCs w:val="20"/>
+                <w:lang w:val="en-US"/>
+              </w:rPr>
+            </w:pPr>
+            <w:r>
+              <w:rPr>
+                <w:rFonts w:eastAsia="Calibri" w:cs="Times New Roman"/>
+                <w:sz w:val="20"/>
+                <w:szCs w:val="20"/>
+                <w:lang w:val="en-US"/>
+              </w:rPr>
+              <w:t>2</w:t>
+            </w:r>
+          </w:p>
+        </w:tc>
+        <w:tc>
+          <w:tcPr>
+            <w:tcW w:w="0" w:type="auto"/>
+            <w:vMerge/>
+            <w:vAlign w:val="center"/>
+          </w:tcPr>
+          <w:p>
+            <w:pPr>
+              <w:spacing w:line="240" w:lineRule="auto"/>
+              <w:ind w:left="0"/>
+              <w:jc w:val="center"/>
+              <w:rPr>
+                <w:rFonts w:eastAsia="Calibri" w:cs="Times New Roman"/>
+                <w:sz w:val="20"/>
+                <w:szCs w:val="20"/>
+              </w:rPr>
+            </w:pPr>
+          </w:p>
+        </w:tc>
+        <w:tc>
+          <w:tcPr>
+            <w:tcW w:w="0" w:type="auto"/>
+            <w:vAlign w:val="center"/>
+          </w:tcPr>
+          <w:p>
+            <w:pPr>
+              <w:spacing w:line="240" w:lineRule="auto"/>
+              <w:ind w:left="0"/>
+              <w:jc w:val="center"/>
+              <w:rPr>
+                <w:rFonts w:eastAsia="Calibri" w:cs="Times New Roman"/>
+                <w:sz w:val="20"/>
+                <w:szCs w:val="20"/>
+              </w:rPr>
+            </w:pPr>
+            <w:r>
+              <w:rPr>
+                <w:rFonts w:eastAsia="Calibri" w:cs="Times New Roman"/>
+                <w:sz w:val="24"/>
+                <w:szCs w:val="24"/>
+              </w:rPr>
+              <w:t>120</w:t>
+            </w:r>
+          </w:p>
+        </w:tc>
+        <w:tc>
+          <w:tcPr>
+            <w:tcW w:w="0" w:type="auto"/>
+            <w:vAlign w:val="center"/>
+          </w:tcPr>
+          <w:p>
+            <w:pPr>
+              <w:spacing w:line="240" w:lineRule="auto"/>
+              <w:ind w:left="0"/>
+              <w:jc w:val="center"/>
+              <w:rPr>
+                <w:rFonts w:eastAsia="Calibri" w:cs="Times New Roman"/>
+                <w:sz w:val="20"/>
+                <w:szCs w:val="20"/>
+              </w:rPr>
+            </w:pPr>
+            <w:r>
+              <w:rPr>
+                <w:rFonts w:eastAsia="Calibri" w:cs="Times New Roman"/>
+                <w:sz w:val="20"/>
+                <w:szCs w:val="20"/>
+              </w:rPr>
+              <w:fldChar w:fldCharType="begin"/>
+            </w:r>
+            <w:r>
+              <w:rPr>
+                <w:rFonts w:eastAsia="Calibri" w:cs="Times New Roman"/>
+                <w:sz w:val="20"/>
+                <w:szCs w:val="20"/>
+              </w:rPr>
+              <w:instrText xml:space="preserve"> =SUM(E10:H10) </w:instrText>
+            </w:r>
+            <w:r>
+              <w:rPr>
+                <w:rFonts w:eastAsia="Calibri" w:cs="Times New Roman"/>
+                <w:sz w:val="20"/>
+                <w:szCs w:val="20"/>
+              </w:rPr>
+              <w:fldChar w:fldCharType="separate"/>
+            </w:r>
+            <w:r>
+              <w:rPr>
+                <w:rFonts w:eastAsia="Calibri" w:cs="Times New Roman"/>
+                <w:noProof/>
+                <w:sz w:val="20"/>
+                <w:szCs w:val="20"/>
+              </w:rPr>
+              <w:t>25</w:t>
+            </w:r>
+            <w:r>
+              <w:rPr>
+                <w:rFonts w:eastAsia="Calibri" w:cs="Times New Roman"/>
+                <w:sz w:val="20"/>
+                <w:szCs w:val="20"/>
+              </w:rPr>
+              <w:fldChar w:fldCharType="end"/>
+            </w:r>
+          </w:p>
+        </w:tc>
+        <w:tc>
+          <w:tcPr>
+            <w:tcW w:w="0" w:type="auto"/>
+            <w:vAlign w:val="center"/>
+          </w:tcPr>
+          <w:p>
+            <w:pPr>
+              <w:spacing w:line="240" w:lineRule="auto"/>
+              <w:ind w:left="0"/>
+              <w:jc w:val="center"/>
+              <w:rPr>
+                <w:rFonts w:eastAsia="Calibri" w:cs="Times New Roman"/>
+                <w:sz w:val="20"/>
+                <w:szCs w:val="20"/>
+              </w:rPr>
+            </w:pPr>
+            <w:r>
+              <w:rPr>
+                <w:rFonts w:eastAsia="Calibri" w:cs="Times New Roman"/>
+                <w:sz w:val="24"/>
+                <w:szCs w:val="24"/>
+              </w:rPr>
+              <w:t>5</w:t>
+            </w:r>
+          </w:p>
+        </w:tc>
+        <w:tc>
+          <w:tcPr>
+            <w:tcW w:w="0" w:type="auto"/>
+            <w:vAlign w:val="center"/>
+          </w:tcPr>
+          <w:p>
+            <w:pPr>
+              <w:spacing w:line="240" w:lineRule="auto"/>
+              <w:ind w:left="0"/>
+              <w:jc w:val="center"/>
+              <w:rPr>
+                <w:rFonts w:eastAsia="Calibri" w:cs="Times New Roman"/>
+                <w:sz w:val="20"/>
+                <w:szCs w:val="20"/>
+              </w:rPr>
+            </w:pPr>
+            <w:r>
+              <w:rPr>
+                <w:rFonts w:eastAsia="Calibri" w:cs="Times New Roman"/>
+                <w:sz w:val="24"/>
+                <w:szCs w:val="24"/>
+              </w:rPr>
+              <w:t>10</w:t>
+            </w:r>
+          </w:p>
+        </w:tc>
+        <w:tc>
+          <w:tcPr>
+            <w:tcW w:w="0" w:type="auto"/>
+            <w:vAlign w:val="center"/>
+          </w:tcPr>
+          <w:p>
+            <w:pPr>
+              <w:spacing w:line="240" w:lineRule="auto"/>
+              <w:ind w:left="0"/>
+              <w:jc w:val="center"/>
+              <w:rPr>
+                <w:rFonts w:eastAsia="Calibri" w:cs="Times New Roman"/>
+                <w:sz w:val="20"/>
+                <w:szCs w:val="20"/>
+              </w:rPr>
+            </w:pPr>
+            <w:r>
+              <w:rPr>
+                <w:rFonts w:eastAsia="Calibri" w:cs="Times New Roman"/>
+                <w:sz w:val="24"/>
+                <w:szCs w:val="24"/>
+              </w:rPr>
+              <w:t>3</w:t>
+            </w:r>
+          </w:p>
+        </w:tc>
+        <w:tc>
+          <w:tcPr>
+            <w:tcW w:w="0" w:type="auto"/>
+            <w:vAlign w:val="center"/>
+          </w:tcPr>
+          <w:p>
+            <w:pPr>
+              <w:spacing w:line="240" w:lineRule="auto"/>
+              <w:ind w:left="0"/>
+              <w:jc w:val="center"/>
+              <w:rPr>
+                <w:rFonts w:eastAsia="Calibri" w:cs="Times New Roman"/>
+                <w:sz w:val="20"/>
+                <w:szCs w:val="20"/>
+              </w:rPr>
+            </w:pPr>
+            <w:r>
+              <w:rPr>
+                <w:rFonts w:eastAsia="Calibri" w:cs="Times New Roman"/>
+                <w:sz w:val="24"/>
+                <w:szCs w:val="24"/>
+              </w:rPr>
+              <w:t>7</w:t>
+            </w:r>
+          </w:p>
+        </w:tc>
+        <w:tc>
+          <w:tcPr>
+            <w:tcW w:w="0" w:type="auto"/>
+            <w:vAlign w:val="center"/>
+          </w:tcPr>
+          <w:p>
+            <w:pPr>
+              <w:spacing w:line="240" w:lineRule="auto"/>
+              <w:ind w:left="0"/>
+              <w:jc w:val="center"/>
+              <w:rPr>
+                <w:rFonts w:eastAsia="Calibri" w:cs="Times New Roman"/>
+                <w:sz w:val="20"/>
+                <w:szCs w:val="20"/>
+              </w:rPr>
+            </w:pPr>
+            <w:r>
+              <w:rPr>
+                <w:rFonts w:eastAsia="Calibri" w:cs="Times New Roman"/>
+                <w:sz w:val="24"/>
+                <w:szCs w:val="24"/>
+              </w:rPr>
+              <w:t>2</w:t>
+            </w:r>
+          </w:p>
+        </w:tc>
+      </w:tr>
+      <w:tr>
+        <w:trPr>
+          <w:trHeight w:val="454"/>
+        </w:trPr>
+        <w:tc>
+          <w:tcPr>
+            <w:tcW w:w="0" w:type="auto"/>
+            <w:vAlign w:val="center"/>
+          </w:tcPr>
+          <w:p>
+            <w:pPr>
+              <w:spacing w:line="240" w:lineRule="auto"/>
+              <w:ind w:left="0"/>
+              <w:jc w:val="center"/>
+              <w:rPr>
+                <w:rFonts w:eastAsia="Calibri" w:cs="Times New Roman"/>
+                <w:sz w:val="20"/>
+                <w:szCs w:val="20"/>
+                <w:lang w:val="en-US"/>
+              </w:rPr>
+            </w:pPr>
+            <w:r>
+              <w:rPr>
+                <w:rFonts w:eastAsia="Calibri" w:cs="Times New Roman"/>
+                <w:sz w:val="20"/>
+                <w:szCs w:val="20"/>
+                <w:lang w:val="en-US"/>
+              </w:rPr>
+              <w:t>3</w:t>
+            </w:r>
+          </w:p>
+        </w:tc>
+        <w:tc>
+          <w:tcPr>
+            <w:tcW w:w="0" w:type="auto"/>
+            <w:vMerge/>
+            <w:vAlign w:val="center"/>
+          </w:tcPr>
+          <w:p>
+            <w:pPr>
+              <w:spacing w:line="240" w:lineRule="auto"/>
+              <w:ind w:left="0"/>
+              <w:jc w:val="center"/>
+              <w:rPr>
+                <w:rFonts w:eastAsia="Calibri" w:cs="Times New Roman"/>
+                <w:sz w:val="20"/>
+                <w:szCs w:val="20"/>
+              </w:rPr>
+            </w:pPr>
+          </w:p>
+        </w:tc>
+        <w:tc>
+          <w:tcPr>
+            <w:tcW w:w="0" w:type="auto"/>
+            <w:vAlign w:val="center"/>
+          </w:tcPr>
+          <w:p>
+            <w:pPr>
+              <w:spacing w:line="240" w:lineRule="auto"/>
+              <w:ind w:left="0"/>
+              <w:jc w:val="center"/>
+              <w:rPr>
+                <w:rFonts w:eastAsia="Calibri" w:cs="Times New Roman"/>
+                <w:sz w:val="20"/>
+                <w:szCs w:val="20"/>
+              </w:rPr>
+            </w:pPr>
+            <w:r>
+              <w:rPr>
+                <w:rFonts w:eastAsia="Calibri" w:cs="Times New Roman"/>
+                <w:sz w:val="24"/>
+                <w:szCs w:val="24"/>
+              </w:rPr>
+              <w:t>121</w:t>
+            </w:r>
+          </w:p>
+        </w:tc>
+        <w:tc>
+          <w:tcPr>
+            <w:tcW w:w="0" w:type="auto"/>
+            <w:vAlign w:val="center"/>
+          </w:tcPr>
+          <w:p>
+            <w:pPr>
+              <w:spacing w:line="240" w:lineRule="auto"/>
+              <w:ind w:left="0"/>
+              <w:jc w:val="center"/>
+              <w:rPr>
+                <w:rFonts w:eastAsia="Calibri" w:cs="Times New Roman"/>
+                <w:sz w:val="20"/>
+                <w:szCs w:val="20"/>
+              </w:rPr>
+            </w:pPr>
+            <w:r>
+              <w:rPr>
+                <w:rFonts w:eastAsia="Calibri" w:cs="Times New Roman"/>
+                <w:sz w:val="20"/>
+                <w:szCs w:val="20"/>
+              </w:rPr>
+              <w:fldChar w:fldCharType="begin"/>
+            </w:r>
+            <w:r>
+              <w:rPr>
+                <w:rFonts w:eastAsia="Calibri" w:cs="Times New Roman"/>
+                <w:sz w:val="20"/>
+                <w:szCs w:val="20"/>
+              </w:rPr>
+              <w:instrText xml:space="preserve"> =SUM(E11:H11) </w:instrText>
+            </w:r>
+            <w:r>
+              <w:rPr>
+                <w:rFonts w:eastAsia="Calibri" w:cs="Times New Roman"/>
+                <w:sz w:val="20"/>
+                <w:szCs w:val="20"/>
+              </w:rPr>
+              <w:fldChar w:fldCharType="separate"/>
+            </w:r>
+            <w:r>
+              <w:rPr>
+                <w:rFonts w:eastAsia="Calibri" w:cs="Times New Roman"/>
+                <w:noProof/>
+                <w:sz w:val="20"/>
+                <w:szCs w:val="20"/>
+              </w:rPr>
+              <w:t>17</w:t>
+            </w:r>
+            <w:r>
+              <w:rPr>
+                <w:rFonts w:eastAsia="Calibri" w:cs="Times New Roman"/>
+                <w:sz w:val="20"/>
+                <w:szCs w:val="20"/>
+              </w:rPr>
+              <w:fldChar w:fldCharType="end"/>
+            </w:r>
+          </w:p>
+        </w:tc>
+        <w:tc>
+          <w:tcPr>
+            <w:tcW w:w="0" w:type="auto"/>
+            <w:vAlign w:val="center"/>
+          </w:tcPr>
+          <w:p>
+            <w:pPr>
+              <w:spacing w:line="240" w:lineRule="auto"/>
+              <w:ind w:left="0"/>
+              <w:jc w:val="center"/>
+              <w:rPr>
+                <w:rFonts w:eastAsia="Calibri" w:cs="Times New Roman"/>
+                <w:sz w:val="20"/>
+                <w:szCs w:val="20"/>
+              </w:rPr>
+            </w:pPr>
+            <w:r>
+              <w:rPr>
+                <w:rFonts w:eastAsia="Calibri" w:cs="Times New Roman"/>
+                <w:sz w:val="24"/>
+                <w:szCs w:val="24"/>
+              </w:rPr>
+              <w:t>4</w:t>
+            </w:r>
+          </w:p>
+        </w:tc>
+        <w:tc>
+          <w:tcPr>
+            <w:tcW w:w="0" w:type="auto"/>
+            <w:vAlign w:val="center"/>
+          </w:tcPr>
+          <w:p>
+            <w:pPr>
+              <w:spacing w:line="240" w:lineRule="auto"/>
+              <w:ind w:left="0"/>
+              <w:jc w:val="center"/>
+              <w:rPr>
+                <w:rFonts w:eastAsia="Calibri" w:cs="Times New Roman"/>
+                <w:sz w:val="20"/>
+                <w:szCs w:val="20"/>
+              </w:rPr>
+            </w:pPr>
+            <w:r>
+              <w:rPr>
+                <w:rFonts w:eastAsia="Calibri" w:cs="Times New Roman"/>
+                <w:sz w:val="24"/>
+                <w:szCs w:val="24"/>
+              </w:rPr>
+              <w:t>8</w:t>
+            </w:r>
+          </w:p>
+        </w:tc>
+        <w:tc>
+          <w:tcPr>
+            <w:tcW w:w="0" w:type="auto"/>
+            <w:vAlign w:val="center"/>
+          </w:tcPr>
+          <w:p>
+            <w:pPr>
+              <w:spacing w:line="240" w:lineRule="auto"/>
+              <w:ind w:left="0"/>
+              <w:jc w:val="center"/>
+              <w:rPr>
+                <w:rFonts w:eastAsia="Calibri" w:cs="Times New Roman"/>
+                <w:sz w:val="20"/>
+                <w:szCs w:val="20"/>
+              </w:rPr>
+            </w:pPr>
+            <w:r>
+              <w:rPr>
+                <w:rFonts w:eastAsia="Calibri" w:cs="Times New Roman"/>
+                <w:sz w:val="24"/>
+                <w:szCs w:val="24"/>
+              </w:rPr>
+              <w:t>3</w:t>
+            </w:r>
+          </w:p>
+        </w:tc>
+        <w:tc>
+          <w:tcPr>
+            <w:tcW w:w="0" w:type="auto"/>
+            <w:vAlign w:val="center"/>
+          </w:tcPr>
+          <w:p>
+            <w:pPr>
+              <w:spacing w:line="240" w:lineRule="auto"/>
+              <w:ind w:left="0"/>
+              <w:jc w:val="center"/>
+              <w:rPr>
+                <w:rFonts w:eastAsia="Calibri" w:cs="Times New Roman"/>
+                <w:sz w:val="20"/>
+                <w:szCs w:val="20"/>
+              </w:rPr>
+            </w:pPr>
+            <w:r>
+              <w:rPr>
+                <w:rFonts w:eastAsia="Calibri" w:cs="Times New Roman"/>
+                <w:sz w:val="24"/>
+                <w:szCs w:val="24"/>
+              </w:rPr>
+              <w:t>2</w:t>
+            </w:r>
+          </w:p>
+        </w:tc>
+        <w:tc>
+          <w:tcPr>
+            <w:tcW w:w="0" w:type="auto"/>
+            <w:vAlign w:val="center"/>
+          </w:tcPr>
+          <w:p>
+            <w:pPr>
+              <w:spacing w:line="240" w:lineRule="auto"/>
+              <w:ind w:left="0"/>
+              <w:jc w:val="center"/>
+              <w:rPr>
+                <w:rFonts w:eastAsia="Calibri" w:cs="Times New Roman"/>
+                <w:sz w:val="20"/>
+                <w:szCs w:val="20"/>
+              </w:rPr>
+            </w:pPr>
+            <w:r>
+              <w:rPr>
+                <w:rFonts w:eastAsia="Calibri" w:cs="Times New Roman"/>
+                <w:sz w:val="24"/>
+                <w:szCs w:val="24"/>
+              </w:rPr>
+              <w:t>5</w:t>
+            </w:r>
+          </w:p>
+        </w:tc>
+      </w:tr>
+      <w:tr>
+        <w:trPr>
+          <w:trHeight w:val="454"/>
+        </w:trPr>
+        <w:tc>
+          <w:tcPr>
+            <w:tcW w:w="0" w:type="auto"/>
+            <w:vAlign w:val="center"/>
+          </w:tcPr>
+          <w:p>
+            <w:pPr>
+              <w:spacing w:line="240" w:lineRule="auto"/>
+              <w:ind w:left="0"/>
+              <w:jc w:val="center"/>
+              <w:rPr>
+                <w:rFonts w:eastAsia="Calibri" w:cs="Times New Roman"/>
+                <w:sz w:val="20"/>
+                <w:szCs w:val="20"/>
+                <w:lang w:val="en-US"/>
+              </w:rPr>
+            </w:pPr>
+            <w:r>
+              <w:rPr>
+                <w:rFonts w:eastAsia="Calibri" w:cs="Times New Roman"/>
+                <w:sz w:val="20"/>
+                <w:szCs w:val="20"/>
+                <w:lang w:val="en-US"/>
+              </w:rPr>
+              <w:t>4</w:t>
+            </w:r>
+          </w:p>
+        </w:tc>
+        <w:tc>
+          <w:tcPr>
+            <w:tcW w:w="0" w:type="auto"/>
+            <w:vMerge/>
+            <w:vAlign w:val="center"/>
+          </w:tcPr>
+          <w:p>
+            <w:pPr>
+              <w:spacing w:line="240" w:lineRule="auto"/>
+              <w:ind w:left="0"/>
+              <w:jc w:val="center"/>
+              <w:rPr>
+                <w:rFonts w:eastAsia="Calibri" w:cs="Times New Roman"/>
+                <w:sz w:val="20"/>
+                <w:szCs w:val="20"/>
+              </w:rPr>
+            </w:pPr>
+          </w:p>
+        </w:tc>
+        <w:tc>
+          <w:tcPr>
+            <w:tcW w:w="0" w:type="auto"/>
+            <w:vAlign w:val="center"/>
+          </w:tcPr>
+          <w:p>
+            <w:pPr>
+              <w:spacing w:line="240" w:lineRule="auto"/>
+              <w:ind w:left="0"/>
+              <w:jc w:val="center"/>
+              <w:rPr>
+                <w:rFonts w:eastAsia="Calibri" w:cs="Times New Roman"/>
+                <w:sz w:val="20"/>
+                <w:szCs w:val="20"/>
+              </w:rPr>
+            </w:pPr>
+            <w:r>
+              <w:rPr>
+                <w:rFonts w:eastAsia="Calibri" w:cs="Times New Roman"/>
+                <w:sz w:val="24"/>
+                <w:szCs w:val="24"/>
+              </w:rPr>
+              <w:t>122</w:t>
+            </w:r>
+          </w:p>
+        </w:tc>
+        <w:tc>
+          <w:tcPr>
+            <w:tcW w:w="0" w:type="auto"/>
+            <w:vAlign w:val="center"/>
+          </w:tcPr>
+          <w:p>
+            <w:pPr>
+              <w:spacing w:line="240" w:lineRule="auto"/>
+              <w:ind w:left="0"/>
+              <w:jc w:val="center"/>
+              <w:rPr>
+                <w:rFonts w:eastAsia="Calibri" w:cs="Times New Roman"/>
+                <w:sz w:val="20"/>
+                <w:szCs w:val="20"/>
+              </w:rPr>
+            </w:pPr>
+            <w:r>
+              <w:rPr>
+                <w:rFonts w:eastAsia="Calibri" w:cs="Times New Roman"/>
+                <w:sz w:val="20"/>
+                <w:szCs w:val="20"/>
+              </w:rPr>
+              <w:fldChar w:fldCharType="begin"/>
+            </w:r>
+            <w:r>
+              <w:rPr>
+                <w:rFonts w:eastAsia="Calibri" w:cs="Times New Roman"/>
+                <w:sz w:val="20"/>
+                <w:szCs w:val="20"/>
+              </w:rPr>
+              <w:instrText xml:space="preserve"> =SUM(E12:H12) </w:instrText>
+            </w:r>
+            <w:r>
+              <w:rPr>
+                <w:rFonts w:eastAsia="Calibri" w:cs="Times New Roman"/>
+                <w:sz w:val="20"/>
+                <w:szCs w:val="20"/>
+              </w:rPr>
+              <w:fldChar w:fldCharType="separate"/>
+            </w:r>
+            <w:r>
+              <w:rPr>
+                <w:rFonts w:eastAsia="Calibri" w:cs="Times New Roman"/>
+                <w:noProof/>
+                <w:sz w:val="20"/>
+                <w:szCs w:val="20"/>
+              </w:rPr>
+              <w:t>32</w:t>
+            </w:r>
+            <w:r>
+              <w:rPr>
+                <w:rFonts w:eastAsia="Calibri" w:cs="Times New Roman"/>
+                <w:sz w:val="20"/>
+                <w:szCs w:val="20"/>
+              </w:rPr>
+              <w:fldChar w:fldCharType="end"/>
+            </w:r>
+          </w:p>
+        </w:tc>
+        <w:tc>
+          <w:tcPr>
+            <w:tcW w:w="0" w:type="auto"/>
+            <w:vAlign w:val="center"/>
+          </w:tcPr>
+          <w:p>
+            <w:pPr>
+              <w:spacing w:line="240" w:lineRule="auto"/>
+              <w:ind w:left="0"/>
+              <w:jc w:val="center"/>
+              <w:rPr>
+                <w:rFonts w:eastAsia="Calibri" w:cs="Times New Roman"/>
+                <w:sz w:val="20"/>
+                <w:szCs w:val="20"/>
+              </w:rPr>
+            </w:pPr>
+            <w:r>
+              <w:rPr>
+                <w:rFonts w:eastAsia="Calibri" w:cs="Times New Roman"/>
+                <w:sz w:val="24"/>
+                <w:szCs w:val="24"/>
+              </w:rPr>
+              <w:t>8</w:t>
+            </w:r>
+          </w:p>
+        </w:tc>
+        <w:tc>
+          <w:tcPr>
+            <w:tcW w:w="0" w:type="auto"/>
+            <w:vAlign w:val="center"/>
+          </w:tcPr>
+          <w:p>
+            <w:pPr>
+              <w:spacing w:line="240" w:lineRule="auto"/>
+              <w:ind w:left="0"/>
+              <w:jc w:val="center"/>
+              <w:rPr>
+                <w:rFonts w:eastAsia="Calibri" w:cs="Times New Roman"/>
+                <w:sz w:val="20"/>
+                <w:szCs w:val="20"/>
+              </w:rPr>
+            </w:pPr>
+            <w:r>
+              <w:rPr>
+                <w:rFonts w:eastAsia="Calibri" w:cs="Times New Roman"/>
+                <w:sz w:val="24"/>
+                <w:szCs w:val="24"/>
+              </w:rPr>
+              <w:t>3</w:t>
+            </w:r>
+          </w:p>
+        </w:tc>
+        <w:tc>
+          <w:tcPr>
+            <w:tcW w:w="0" w:type="auto"/>
+            <w:vAlign w:val="center"/>
+          </w:tcPr>
+          <w:p>
+            <w:pPr>
+              <w:spacing w:line="240" w:lineRule="auto"/>
+              <w:ind w:left="0"/>
+              <w:jc w:val="center"/>
+              <w:rPr>
+                <w:rFonts w:eastAsia="Calibri" w:cs="Times New Roman"/>
+                <w:sz w:val="20"/>
+                <w:szCs w:val="20"/>
+              </w:rPr>
+            </w:pPr>
+            <w:r>
+              <w:rPr>
+                <w:rFonts w:eastAsia="Calibri" w:cs="Times New Roman"/>
+                <w:sz w:val="24"/>
+                <w:szCs w:val="24"/>
+              </w:rPr>
+              <w:t>12</w:t>
+            </w:r>
+          </w:p>
+        </w:tc>
+        <w:tc>
+          <w:tcPr>
+            <w:tcW w:w="0" w:type="auto"/>
+            <w:vAlign w:val="center"/>
+          </w:tcPr>
+          <w:p>
+            <w:pPr>
+              <w:spacing w:line="240" w:lineRule="auto"/>
+              <w:ind w:left="0"/>
+              <w:jc w:val="center"/>
+              <w:rPr>
+                <w:rFonts w:eastAsia="Calibri" w:cs="Times New Roman"/>
+                <w:sz w:val="20"/>
+                <w:szCs w:val="20"/>
+              </w:rPr>
+            </w:pPr>
+            <w:r>
+              <w:rPr>
+                <w:rFonts w:eastAsia="Calibri" w:cs="Times New Roman"/>
+                <w:sz w:val="24"/>
+                <w:szCs w:val="24"/>
+              </w:rPr>
+              <w:t>9</w:t>
+            </w:r>
+          </w:p>
+        </w:tc>
+        <w:tc>
+          <w:tcPr>
+            <w:tcW w:w="0" w:type="auto"/>
+            <w:vAlign w:val="center"/>
+          </w:tcPr>
+          <w:p>
+            <w:pPr>
+              <w:spacing w:line="240" w:lineRule="auto"/>
+              <w:ind w:left="0"/>
+              <w:jc w:val="center"/>
+              <w:rPr>
+                <w:rFonts w:eastAsia="Calibri" w:cs="Times New Roman"/>
+                <w:sz w:val="20"/>
+                <w:szCs w:val="20"/>
+              </w:rPr>
+            </w:pPr>
+            <w:r>
+              <w:rPr>
+                <w:rFonts w:eastAsia="Calibri" w:cs="Times New Roman"/>
+                <w:sz w:val="24"/>
+                <w:szCs w:val="24"/>
+              </w:rPr>
+              <w:t>3</w:t>
+            </w:r>
+          </w:p>
+        </w:tc>
+      </w:tr>
+      <w:tr>
+        <w:trPr>
+          <w:trHeight w:val="454"/>
+        </w:trPr>
+        <w:tc>
+          <w:tcPr>
+            <w:tcW w:w="0" w:type="auto"/>
+            <w:gridSpan w:val="3"/>
+            <w:vAlign w:val="center"/>
+          </w:tcPr>
+          <w:p>
+            <w:pPr>
+              <w:spacing w:line="240" w:lineRule="auto"/>
+              <w:ind w:left="0"/>
+              <w:jc w:val="center"/>
+              <w:rPr>
+                <w:rFonts w:eastAsia="Calibri" w:cs="Times New Roman"/>
+                <w:sz w:val="20"/>
+                <w:szCs w:val="20"/>
+              </w:rPr>
+            </w:pPr>
+            <w:r>
+              <w:rPr>
+                <w:rFonts w:eastAsia="Calibri" w:cs="Times New Roman"/>
+                <w:color w:val="34343C"/>
+                <w:sz w:val="24"/>
+                <w:szCs w:val="24"/>
+                <w:shd w:val="clear" w:color="auto" w:fill="FFFFFF"/>
+              </w:rPr>
+              <w:t>ИТОГО:</w:t>
+            </w:r>
+          </w:p>
+        </w:tc>
+        <w:tc>
+          <w:tcPr>
+            <w:tcW w:w="0" w:type="auto"/>
+            <w:vAlign w:val="center"/>
+          </w:tcPr>
+          <w:p>
+            <w:pPr>
+              <w:spacing w:line="240" w:lineRule="auto"/>
+              <w:ind w:left="0"/>
+              <w:jc w:val="center"/>
+              <w:rPr>
+                <w:rFonts w:eastAsia="Calibri" w:cs="Times New Roman"/>
+                <w:sz w:val="20"/>
+                <w:szCs w:val="20"/>
+              </w:rPr>
+            </w:pPr>
+            <w:r>
+              <w:rPr>
+                <w:rFonts w:eastAsia="Calibri" w:cs="Times New Roman"/>
+                <w:sz w:val="20"/>
+                <w:szCs w:val="20"/>
+              </w:rPr>
+              <w:fldChar w:fldCharType="begin"/>
+            </w:r>
+            <w:r>
+              <w:rPr>
+                <w:rFonts w:eastAsia="Calibri" w:cs="Times New Roman"/>
+                <w:sz w:val="20"/>
+                <w:szCs w:val="20"/>
+              </w:rPr>
+              <w:instrText xml:space="preserve"> =SUM(D9:D12) </w:instrText>
+            </w:r>
+            <w:r>
+              <w:rPr>
+                <w:rFonts w:eastAsia="Calibri" w:cs="Times New Roman"/>
+                <w:sz w:val="20"/>
+                <w:szCs w:val="20"/>
+              </w:rPr>
+              <w:fldChar w:fldCharType="separate"/>
+            </w:r>
+            <w:r>
+              <w:rPr>
+                <w:rFonts w:eastAsia="Calibri" w:cs="Times New Roman"/>
+                <w:noProof/>
+                <w:sz w:val="20"/>
+                <w:szCs w:val="20"/>
+              </w:rPr>
+              <w:t>95</w:t>
+            </w:r>
+            <w:r>
+              <w:rPr>
+                <w:rFonts w:eastAsia="Calibri" w:cs="Times New Roman"/>
+                <w:sz w:val="20"/>
+                <w:szCs w:val="20"/>
+              </w:rPr>
+              <w:fldChar w:fldCharType="end"/>
+            </w:r>
+          </w:p>
+        </w:tc>
+        <w:tc>
+          <w:tcPr>
+            <w:tcW w:w="0" w:type="auto"/>
+            <w:vAlign w:val="center"/>
+          </w:tcPr>
+          <w:p>
+            <w:pPr>
+              <w:spacing w:line="240" w:lineRule="auto"/>
+              <w:ind w:left="0"/>
+              <w:jc w:val="center"/>
+              <w:rPr>
+                <w:rFonts w:eastAsia="Calibri" w:cs="Times New Roman"/>
+                <w:sz w:val="20"/>
+                <w:szCs w:val="20"/>
+              </w:rPr>
+            </w:pPr>
+            <w:r>
+              <w:rPr>
+                <w:rFonts w:eastAsia="Calibri" w:cs="Times New Roman"/>
+                <w:sz w:val="20"/>
+                <w:szCs w:val="20"/>
+              </w:rPr>
+              <w:fldChar w:fldCharType="begin"/>
+            </w:r>
+            <w:r>
+              <w:rPr>
+                <w:rFonts w:eastAsia="Calibri" w:cs="Times New Roman"/>
+                <w:sz w:val="20"/>
+                <w:szCs w:val="20"/>
+              </w:rPr>
+              <w:instrText xml:space="preserve"> =SUM(E9:E12) </w:instrText>
+            </w:r>
+            <w:r>
+              <w:rPr>
+                <w:rFonts w:eastAsia="Calibri" w:cs="Times New Roman"/>
+                <w:sz w:val="20"/>
+                <w:szCs w:val="20"/>
+              </w:rPr>
+              <w:fldChar w:fldCharType="separate"/>
+            </w:r>
+            <w:r>
+              <w:rPr>
+                <w:rFonts w:eastAsia="Calibri" w:cs="Times New Roman"/>
+                <w:noProof/>
+                <w:sz w:val="20"/>
+                <w:szCs w:val="20"/>
+              </w:rPr>
+              <w:t>26</w:t>
+            </w:r>
+            <w:r>
+              <w:rPr>
+                <w:rFonts w:eastAsia="Calibri" w:cs="Times New Roman"/>
+                <w:sz w:val="20"/>
+                <w:szCs w:val="20"/>
+              </w:rPr>
+              <w:fldChar w:fldCharType="end"/>
+            </w:r>
+          </w:p>
+        </w:tc>
+        <w:tc>
+          <w:tcPr>
+            <w:tcW w:w="0" w:type="auto"/>
+            <w:vAlign w:val="center"/>
+          </w:tcPr>
+          <w:p>
+            <w:pPr>
+              <w:spacing w:line="240" w:lineRule="auto"/>
+              <w:ind w:left="0"/>
+              <w:jc w:val="center"/>
+              <w:rPr>
+                <w:rFonts w:eastAsia="Calibri" w:cs="Times New Roman"/>
+                <w:sz w:val="20"/>
+                <w:szCs w:val="20"/>
+              </w:rPr>
+            </w:pPr>
+            <w:r>
+              <w:rPr>
+                <w:rFonts w:eastAsia="Calibri" w:cs="Times New Roman"/>
+                <w:sz w:val="20"/>
+                <w:szCs w:val="20"/>
+              </w:rPr>
+              <w:fldChar w:fldCharType="begin"/>
+            </w:r>
+            <w:r>
+              <w:rPr>
+                <w:rFonts w:eastAsia="Calibri" w:cs="Times New Roman"/>
+                <w:sz w:val="20"/>
+                <w:szCs w:val="20"/>
+              </w:rPr>
+              <w:instrText xml:space="preserve"> =SUM(F9:F12) </w:instrText>
+            </w:r>
+            <w:r>
+              <w:rPr>
+                <w:rFonts w:eastAsia="Calibri" w:cs="Times New Roman"/>
+                <w:sz w:val="20"/>
+                <w:szCs w:val="20"/>
+              </w:rPr>
+              <w:fldChar w:fldCharType="separate"/>
+            </w:r>
+            <w:r>
+              <w:rPr>
+                <w:rFonts w:eastAsia="Calibri" w:cs="Times New Roman"/>
+                <w:noProof/>
+                <w:sz w:val="20"/>
+                <w:szCs w:val="20"/>
+              </w:rPr>
+              <w:t>28</w:t>
+            </w:r>
+            <w:r>
+              <w:rPr>
+                <w:rFonts w:eastAsia="Calibri" w:cs="Times New Roman"/>
+                <w:sz w:val="20"/>
+                <w:szCs w:val="20"/>
+              </w:rPr>
+              <w:fldChar w:fldCharType="end"/>
+            </w:r>
+          </w:p>
+        </w:tc>
+        <w:tc>
+          <w:tcPr>
+            <w:tcW w:w="0" w:type="auto"/>
+            <w:vAlign w:val="center"/>
+          </w:tcPr>
+          <w:p>
+            <w:pPr>
+              <w:spacing w:line="240" w:lineRule="auto"/>
+              <w:ind w:left="0"/>
+              <w:jc w:val="center"/>
+              <w:rPr>
+                <w:rFonts w:eastAsia="Calibri" w:cs="Times New Roman"/>
+                <w:sz w:val="20"/>
+                <w:szCs w:val="20"/>
+              </w:rPr>
+            </w:pPr>
+            <w:r>
+              <w:rPr>
+                <w:rFonts w:eastAsia="Calibri" w:cs="Times New Roman"/>
+                <w:sz w:val="20"/>
+                <w:szCs w:val="20"/>
+              </w:rPr>
+              <w:fldChar w:fldCharType="begin"/>
+            </w:r>
+            <w:r>
+              <w:rPr>
+                <w:rFonts w:eastAsia="Calibri" w:cs="Times New Roman"/>
+                <w:sz w:val="20"/>
+                <w:szCs w:val="20"/>
+              </w:rPr>
+              <w:instrText xml:space="preserve"> =SUM(G9:G12) </w:instrText>
+            </w:r>
+            <w:r>
+              <w:rPr>
+                <w:rFonts w:eastAsia="Calibri" w:cs="Times New Roman"/>
+                <w:sz w:val="20"/>
+                <w:szCs w:val="20"/>
+              </w:rPr>
+              <w:fldChar w:fldCharType="separate"/>
+            </w:r>
+            <w:r>
+              <w:rPr>
+                <w:rFonts w:eastAsia="Calibri" w:cs="Times New Roman"/>
+                <w:noProof/>
+                <w:sz w:val="20"/>
+                <w:szCs w:val="20"/>
+              </w:rPr>
+              <w:t>21</w:t>
+            </w:r>
+            <w:r>
+              <w:rPr>
+                <w:rFonts w:eastAsia="Calibri" w:cs="Times New Roman"/>
+                <w:sz w:val="20"/>
+                <w:szCs w:val="20"/>
+              </w:rPr>
+              <w:fldChar w:fldCharType="end"/>
+            </w:r>
+          </w:p>
+        </w:tc>
+        <w:tc>
+          <w:tcPr>
+            <w:tcW w:w="0" w:type="auto"/>
+            <w:vAlign w:val="center"/>
+          </w:tcPr>
+          <w:p>
+            <w:pPr>
+              <w:spacing w:line="240" w:lineRule="auto"/>
+              <w:ind w:left="0"/>
+              <w:jc w:val="center"/>
+              <w:rPr>
+                <w:rFonts w:eastAsia="Calibri" w:cs="Times New Roman"/>
+                <w:sz w:val="20"/>
+                <w:szCs w:val="20"/>
+              </w:rPr>
+            </w:pPr>
+            <w:r>
+              <w:rPr>
+                <w:rFonts w:eastAsia="Calibri" w:cs="Times New Roman"/>
+                <w:sz w:val="20"/>
+                <w:szCs w:val="20"/>
+              </w:rPr>
+              <w:fldChar w:fldCharType="begin"/>
+            </w:r>
+            <w:r>
+              <w:rPr>
+                <w:rFonts w:eastAsia="Calibri" w:cs="Times New Roman"/>
+                <w:sz w:val="20"/>
+                <w:szCs w:val="20"/>
+              </w:rPr>
+              <w:instrText xml:space="preserve"> =SUM(H9:H12) </w:instrText>
+            </w:r>
+            <w:r>
+              <w:rPr>
+                <w:rFonts w:eastAsia="Calibri" w:cs="Times New Roman"/>
+                <w:sz w:val="20"/>
+                <w:szCs w:val="20"/>
+              </w:rPr>
+              <w:fldChar w:fldCharType="separate"/>
+            </w:r>
+            <w:r>
+              <w:rPr>
+                <w:rFonts w:eastAsia="Calibri" w:cs="Times New Roman"/>
+                <w:noProof/>
+                <w:sz w:val="20"/>
+                <w:szCs w:val="20"/>
+              </w:rPr>
+              <w:t>20</w:t>
+            </w:r>
+            <w:r>
+              <w:rPr>
+                <w:rFonts w:eastAsia="Calibri" w:cs="Times New Roman"/>
+                <w:sz w:val="20"/>
+                <w:szCs w:val="20"/>
+              </w:rPr>
+              <w:fldChar w:fldCharType="end"/>
+            </w:r>
+          </w:p>
+        </w:tc>
+        <w:tc>
+          <w:tcPr>
+            <w:tcW w:w="0" w:type="auto"/>
+            <w:vAlign w:val="center"/>
+          </w:tcPr>
+          <w:p>
+            <w:pPr>
+              <w:spacing w:line="240" w:lineRule="auto"/>
+              <w:ind w:left="0"/>
+              <w:jc w:val="center"/>
+              <w:rPr>
+                <w:rFonts w:eastAsia="Calibri" w:cs="Times New Roman"/>
+                <w:sz w:val="20"/>
+                <w:szCs w:val="20"/>
+              </w:rPr>
+            </w:pPr>
+            <w:r>
+              <w:rPr>
+                <w:rFonts w:eastAsia="Calibri" w:cs="Times New Roman"/>
+                <w:sz w:val="20"/>
+                <w:szCs w:val="20"/>
+              </w:rPr>
+              <w:fldChar w:fldCharType="begin"/>
+            </w:r>
+            <w:r>
+              <w:rPr>
+                <w:rFonts w:eastAsia="Calibri" w:cs="Times New Roman"/>
+                <w:sz w:val="20"/>
+                <w:szCs w:val="20"/>
+              </w:rPr>
+              <w:instrText xml:space="preserve"> =SUM(I9:I12) </w:instrText>
+            </w:r>
+            <w:r>
+              <w:rPr>
+                <w:rFonts w:eastAsia="Calibri" w:cs="Times New Roman"/>
+                <w:sz w:val="20"/>
+                <w:szCs w:val="20"/>
+              </w:rPr>
+              <w:fldChar w:fldCharType="separate"/>
+            </w:r>
+            <w:r>
+              <w:rPr>
+                <w:rFonts w:eastAsia="Calibri" w:cs="Times New Roman"/>
+                <w:noProof/>
+                <w:sz w:val="20"/>
+                <w:szCs w:val="20"/>
+              </w:rPr>
+              <w:t>14</w:t>
+            </w:r>
+            <w:r>
+              <w:rPr>
+                <w:rFonts w:eastAsia="Calibri" w:cs="Times New Roman"/>
+                <w:sz w:val="20"/>
+                <w:szCs w:val="20"/>
+              </w:rPr>
+              <w:fldChar w:fldCharType="end"/>
+            </w:r>
+          </w:p>
+        </w:tc>
+      </w:tr>
+      <w:tr>
+        <w:trPr>
+          <w:trHeight w:val="454"/>
+        </w:trPr>
+        <w:tc>
+          <w:tcPr>
+            <w:tcW w:w="0" w:type="auto"/>
+            <w:gridSpan w:val="3"/>
+            <w:vAlign w:val="center"/>
+          </w:tcPr>
+          <w:p>
+            <w:pPr>
+              <w:spacing w:line="240" w:lineRule="auto"/>
+              <w:ind w:left="0"/>
+              <w:jc w:val="center"/>
+              <w:rPr>
+                <w:rFonts w:eastAsia="Calibri" w:cs="Times New Roman"/>
+                <w:sz w:val="20"/>
+                <w:szCs w:val="20"/>
+              </w:rPr>
+            </w:pPr>
+            <w:r>
+              <w:rPr>
+                <w:rFonts w:eastAsia="Calibri" w:cs="Times New Roman"/>
+                <w:color w:val="34343C"/>
+                <w:sz w:val="24"/>
+                <w:szCs w:val="24"/>
+                <w:shd w:val="clear" w:color="auto" w:fill="FFFFFF"/>
+              </w:rPr>
+              <w:t>ИТОГО В %:</w:t>
+            </w:r>
+          </w:p>
+        </w:tc>
+        <w:tc>
+          <w:tcPr>
+            <w:tcW w:w="0" w:type="auto"/>
+            <w:vAlign w:val="center"/>
+          </w:tcPr>
+          <w:p>
+            <w:pPr>
+              <w:spacing w:line="240" w:lineRule="auto"/>
+              <w:ind w:left="0"/>
+              <w:jc w:val="center"/>
+              <w:rPr>
+                <w:rFonts w:eastAsia="Calibri" w:cs="Times New Roman"/>
+                <w:sz w:val="20"/>
+                <w:szCs w:val="20"/>
+                <w:lang w:val="en-US"/>
+              </w:rPr>
+            </w:pPr>
+            <w:r>
+              <w:rPr>
+                <w:rFonts w:eastAsia="Calibri" w:cs="Times New Roman"/>
+                <w:sz w:val="20"/>
+                <w:szCs w:val="20"/>
+              </w:rPr>
+              <w:fldChar w:fldCharType="begin"/>
+            </w:r>
+            <w:r>
+              <w:rPr>
+                <w:rFonts w:eastAsia="Calibri" w:cs="Times New Roman"/>
+                <w:sz w:val="20"/>
+                <w:szCs w:val="20"/>
+              </w:rPr>
+              <w:instrText xml:space="preserve"> =B13/B13*100 </w:instrText>
+            </w:r>
+            <w:r>
+              <w:rPr>
+                <w:rFonts w:eastAsia="Calibri" w:cs="Times New Roman"/>
+                <w:sz w:val="20"/>
+                <w:szCs w:val="20"/>
+              </w:rPr>
+              <w:fldChar w:fldCharType="separate"/>
+            </w:r>
+            <w:r>
+              <w:rPr>
+                <w:rFonts w:eastAsia="Calibri" w:cs="Times New Roman"/>
+                <w:noProof/>
+                <w:sz w:val="20"/>
+                <w:szCs w:val="20"/>
+              </w:rPr>
+              <w:t>100</w:t>
+            </w:r>
+            <w:r>
+              <w:rPr>
+                <w:rFonts w:eastAsia="Calibri" w:cs="Times New Roman"/>
+                <w:sz w:val="20"/>
+                <w:szCs w:val="20"/>
+              </w:rPr>
+              <w:fldChar w:fldCharType="end"/>
+            </w:r>
+            <w:r>
+              <w:rPr>
+                <w:rFonts w:eastAsia="Calibri" w:cs="Times New Roman"/>
+                <w:sz w:val="20"/>
+                <w:szCs w:val="20"/>
+                <w:lang w:val="en-US"/>
+              </w:rPr>
+              <w:t>%</w:t>
+            </w:r>
+          </w:p>
+        </w:tc>
+        <w:tc>
+          <w:tcPr>
+            <w:tcW w:w="0" w:type="auto"/>
+            <w:vAlign w:val="center"/>
+          </w:tcPr>
+          <w:p>
+            <w:pPr>
+              <w:spacing w:line="240" w:lineRule="auto"/>
+              <w:ind w:left="0"/>
+              <w:jc w:val="center"/>
+              <w:rPr>
+                <w:rFonts w:eastAsia="Calibri" w:cs="Times New Roman"/>
+                <w:sz w:val="20"/>
+                <w:szCs w:val="20"/>
+                <w:lang w:val="en-US"/>
+              </w:rPr>
+            </w:pPr>
+            <w:r>
+              <w:rPr>
+                <w:rFonts w:eastAsia="Calibri" w:cs="Times New Roman"/>
+                <w:sz w:val="20"/>
+                <w:szCs w:val="20"/>
+                <w:lang w:val="en-US"/>
+              </w:rPr>
+              <w:fldChar w:fldCharType="begin"/>
+            </w:r>
+            <w:r>
+              <w:rPr>
+                <w:rFonts w:eastAsia="Calibri" w:cs="Times New Roman"/>
+                <w:sz w:val="20"/>
+                <w:szCs w:val="20"/>
+                <w:lang w:val="en-US"/>
+              </w:rPr>
+              <w:instrText xml:space="preserve"> =C13/B13*100 </w:instrText>
+            </w:r>
+            <w:r>
+              <w:rPr>
+                <w:rFonts w:eastAsia="Calibri" w:cs="Times New Roman"/>
+                <w:sz w:val="20"/>
+                <w:szCs w:val="20"/>
+                <w:lang w:val="en-US"/>
+              </w:rPr>
+              <w:fldChar w:fldCharType="separate"/>
+            </w:r>
+            <w:r>
+              <w:rPr>
+                <w:rFonts w:eastAsia="Calibri" w:cs="Times New Roman"/>
+                <w:noProof/>
+                <w:sz w:val="20"/>
+                <w:szCs w:val="20"/>
+                <w:lang w:val="en-US"/>
+              </w:rPr>
+              <w:t>27,37</w:t>
+            </w:r>
+            <w:r>
+              <w:rPr>
+                <w:rFonts w:eastAsia="Calibri" w:cs="Times New Roman"/>
+                <w:sz w:val="20"/>
+                <w:szCs w:val="20"/>
+                <w:lang w:val="en-US"/>
+              </w:rPr>
+              <w:fldChar w:fldCharType="end"/>
+            </w:r>
+            <w:r>
+              <w:rPr>
+                <w:rFonts w:eastAsia="Calibri" w:cs="Times New Roman"/>
+                <w:sz w:val="20"/>
+                <w:szCs w:val="20"/>
+                <w:lang w:val="en-US"/>
+              </w:rPr>
+              <w:t>%</w:t>
+            </w:r>
+          </w:p>
+        </w:tc>
+        <w:tc>
+          <w:tcPr>
+            <w:tcW w:w="0" w:type="auto"/>
+            <w:vAlign w:val="center"/>
+          </w:tcPr>
+          <w:p>
+            <w:pPr>
+              <w:spacing w:line="240" w:lineRule="auto"/>
+              <w:ind w:left="0"/>
+              <w:jc w:val="center"/>
+              <w:rPr>
+                <w:rFonts w:eastAsia="Calibri" w:cs="Times New Roman"/>
+                <w:sz w:val="20"/>
+                <w:szCs w:val="20"/>
+                <w:lang w:val="en-US"/>
+              </w:rPr>
+            </w:pPr>
+            <w:r>
+              <w:rPr>
+                <w:rFonts w:eastAsia="Calibri" w:cs="Times New Roman"/>
+                <w:sz w:val="20"/>
+                <w:szCs w:val="20"/>
+                <w:lang w:val="en-US"/>
+              </w:rPr>
+              <w:fldChar w:fldCharType="begin"/>
+            </w:r>
+            <w:r>
+              <w:rPr>
+                <w:rFonts w:eastAsia="Calibri" w:cs="Times New Roman"/>
+                <w:sz w:val="20"/>
+                <w:szCs w:val="20"/>
+                <w:lang w:val="en-US"/>
+              </w:rPr>
+              <w:instrText xml:space="preserve"> =D13/B13*100 </w:instrText>
+            </w:r>
+            <w:r>
+              <w:rPr>
+                <w:rFonts w:eastAsia="Calibri" w:cs="Times New Roman"/>
+                <w:sz w:val="20"/>
+                <w:szCs w:val="20"/>
+                <w:lang w:val="en-US"/>
+              </w:rPr>
+              <w:fldChar w:fldCharType="separate"/>
+            </w:r>
+            <w:r>
+              <w:rPr>
+                <w:rFonts w:eastAsia="Calibri" w:cs="Times New Roman"/>
+                <w:noProof/>
+                <w:sz w:val="20"/>
+                <w:szCs w:val="20"/>
+                <w:lang w:val="en-US"/>
+              </w:rPr>
+              <w:t>29,47</w:t>
+            </w:r>
+            <w:r>
+              <w:rPr>
+                <w:rFonts w:eastAsia="Calibri" w:cs="Times New Roman"/>
+                <w:sz w:val="20"/>
+                <w:szCs w:val="20"/>
+                <w:lang w:val="en-US"/>
+              </w:rPr>
+              <w:fldChar w:fldCharType="end"/>
+            </w:r>
+            <w:r>
+              <w:rPr>
+                <w:rFonts w:eastAsia="Calibri" w:cs="Times New Roman"/>
+                <w:sz w:val="20"/>
+                <w:szCs w:val="20"/>
+                <w:lang w:val="en-US"/>
+              </w:rPr>
+              <w:t>%</w:t>
+            </w:r>
+          </w:p>
+        </w:tc>
+        <w:tc>
+          <w:tcPr>
+            <w:tcW w:w="0" w:type="auto"/>
+            <w:vAlign w:val="center"/>
+          </w:tcPr>
+          <w:p>
+            <w:pPr>
+              <w:spacing w:line="240" w:lineRule="auto"/>
+              <w:ind w:left="0"/>
+              <w:jc w:val="center"/>
+              <w:rPr>
+                <w:rFonts w:eastAsia="Calibri" w:cs="Times New Roman"/>
+                <w:sz w:val="20"/>
+                <w:szCs w:val="20"/>
+                <w:lang w:val="en-US"/>
+              </w:rPr>
+            </w:pPr>
+            <w:r>
+              <w:rPr>
+                <w:rFonts w:eastAsia="Calibri" w:cs="Times New Roman"/>
+                <w:sz w:val="20"/>
+                <w:szCs w:val="20"/>
+                <w:lang w:val="en-US"/>
+              </w:rPr>
+              <w:fldChar w:fldCharType="begin"/>
+            </w:r>
+            <w:r>
+              <w:rPr>
+                <w:rFonts w:eastAsia="Calibri" w:cs="Times New Roman"/>
+                <w:sz w:val="20"/>
+                <w:szCs w:val="20"/>
+                <w:lang w:val="en-US"/>
+              </w:rPr>
+              <w:instrText xml:space="preserve"> =E13/B13*100 </w:instrText>
+            </w:r>
+            <w:r>
+              <w:rPr>
+                <w:rFonts w:eastAsia="Calibri" w:cs="Times New Roman"/>
+                <w:sz w:val="20"/>
+                <w:szCs w:val="20"/>
+                <w:lang w:val="en-US"/>
+              </w:rPr>
+              <w:fldChar w:fldCharType="separate"/>
+            </w:r>
+            <w:r>
+              <w:rPr>
+                <w:rFonts w:eastAsia="Calibri" w:cs="Times New Roman"/>
+                <w:noProof/>
+                <w:sz w:val="20"/>
+                <w:szCs w:val="20"/>
+                <w:lang w:val="en-US"/>
+              </w:rPr>
+              <w:t>22,11</w:t>
+            </w:r>
+            <w:r>
+              <w:rPr>
+                <w:rFonts w:eastAsia="Calibri" w:cs="Times New Roman"/>
+                <w:sz w:val="20"/>
+                <w:szCs w:val="20"/>
+                <w:lang w:val="en-US"/>
+              </w:rPr>
+              <w:fldChar w:fldCharType="end"/>
+            </w:r>
+            <w:r>
+              <w:rPr>
+                <w:rFonts w:eastAsia="Calibri" w:cs="Times New Roman"/>
+                <w:sz w:val="20"/>
+                <w:szCs w:val="20"/>
+                <w:lang w:val="en-US"/>
+              </w:rPr>
+              <w:t>%</w:t>
+            </w:r>
+          </w:p>
+        </w:tc>
+        <w:tc>
+          <w:tcPr>
+            <w:tcW w:w="0" w:type="auto"/>
+            <w:vAlign w:val="center"/>
+          </w:tcPr>
+          <w:p>
+            <w:pPr>
+              <w:spacing w:line="240" w:lineRule="auto"/>
+              <w:ind w:left="0"/>
+              <w:jc w:val="center"/>
+              <w:rPr>
+                <w:rFonts w:eastAsia="Calibri" w:cs="Times New Roman"/>
+                <w:sz w:val="20"/>
+                <w:szCs w:val="20"/>
+                <w:lang w:val="en-US"/>
+              </w:rPr>
+            </w:pPr>
+            <w:r>
+              <w:rPr>
+                <w:rFonts w:eastAsia="Calibri" w:cs="Times New Roman"/>
+                <w:sz w:val="20"/>
+                <w:szCs w:val="20"/>
+                <w:lang w:val="en-US"/>
+              </w:rPr>
+              <w:fldChar w:fldCharType="begin"/>
+            </w:r>
+            <w:r>
+              <w:rPr>
+                <w:rFonts w:eastAsia="Calibri" w:cs="Times New Roman"/>
+                <w:sz w:val="20"/>
+                <w:szCs w:val="20"/>
+                <w:lang w:val="en-US"/>
+              </w:rPr>
+              <w:instrText xml:space="preserve"> =F13/B13*100 </w:instrText>
+            </w:r>
+            <w:r>
+              <w:rPr>
+                <w:rFonts w:eastAsia="Calibri" w:cs="Times New Roman"/>
+                <w:sz w:val="20"/>
+                <w:szCs w:val="20"/>
+                <w:lang w:val="en-US"/>
+              </w:rPr>
+              <w:fldChar w:fldCharType="separate"/>
+            </w:r>
+            <w:r>
+              <w:rPr>
+                <w:rFonts w:eastAsia="Calibri" w:cs="Times New Roman"/>
+                <w:noProof/>
+                <w:sz w:val="20"/>
+                <w:szCs w:val="20"/>
+                <w:lang w:val="en-US"/>
+              </w:rPr>
+              <w:t>21,05</w:t>
+            </w:r>
+            <w:r>
+              <w:rPr>
+                <w:rFonts w:eastAsia="Calibri" w:cs="Times New Roman"/>
+                <w:sz w:val="20"/>
+                <w:szCs w:val="20"/>
+                <w:lang w:val="en-US"/>
+              </w:rPr>
+              <w:fldChar w:fldCharType="end"/>
+            </w:r>
+            <w:r>
+              <w:rPr>
+                <w:rFonts w:eastAsia="Calibri" w:cs="Times New Roman"/>
+                <w:sz w:val="20"/>
+                <w:szCs w:val="20"/>
+                <w:lang w:val="en-US"/>
+              </w:rPr>
+              <w:t>%</w:t>
+            </w:r>
+          </w:p>
+        </w:tc>
+        <w:tc>
+          <w:tcPr>
+            <w:tcW w:w="0" w:type="auto"/>
+            <w:vAlign w:val="center"/>
+          </w:tcPr>
+          <w:p>
+            <w:pPr>
+              <w:spacing w:line="240" w:lineRule="auto"/>
+              <w:ind w:left="0"/>
+              <w:jc w:val="center"/>
+              <w:rPr>
+                <w:rFonts w:eastAsia="Calibri" w:cs="Times New Roman"/>
+                <w:sz w:val="20"/>
+                <w:szCs w:val="20"/>
+                <w:lang w:val="en-US"/>
+              </w:rPr>
+            </w:pPr>
+            <w:r>
+              <w:rPr>
+                <w:rFonts w:eastAsia="Calibri" w:cs="Times New Roman"/>
+                <w:sz w:val="20"/>
+                <w:szCs w:val="20"/>
+                <w:lang w:val="en-US"/>
+              </w:rPr>
+              <w:fldChar w:fldCharType="begin"/>
+            </w:r>
+            <w:r>
+              <w:rPr>
+                <w:rFonts w:eastAsia="Calibri" w:cs="Times New Roman"/>
+                <w:sz w:val="20"/>
+                <w:szCs w:val="20"/>
+                <w:lang w:val="en-US"/>
+              </w:rPr>
+              <w:instrText xml:space="preserve"> =G13/B13*100 </w:instrText>
+            </w:r>
+            <w:r>
+              <w:rPr>
+                <w:rFonts w:eastAsia="Calibri" w:cs="Times New Roman"/>
+                <w:sz w:val="20"/>
+                <w:szCs w:val="20"/>
+                <w:lang w:val="en-US"/>
+              </w:rPr>
+              <w:fldChar w:fldCharType="separate"/>
+            </w:r>
+            <w:r>
+              <w:rPr>
+                <w:rFonts w:eastAsia="Calibri" w:cs="Times New Roman"/>
+                <w:noProof/>
+                <w:sz w:val="20"/>
+                <w:szCs w:val="20"/>
+                <w:lang w:val="en-US"/>
+              </w:rPr>
+              <w:t>14,74</w:t>
+            </w:r>
+            <w:r>
+              <w:rPr>
+                <w:rFonts w:eastAsia="Calibri" w:cs="Times New Roman"/>
+                <w:sz w:val="20"/>
+                <w:szCs w:val="20"/>
+                <w:lang w:val="en-US"/>
+              </w:rPr>
+              <w:fldChar w:fldCharType="end"/>
+            </w:r>
+            <w:r>
+              <w:rPr>
+                <w:rFonts w:eastAsia="Calibri" w:cs="Times New Roman"/>
+                <w:sz w:val="20"/>
+                <w:szCs w:val="20"/>
+                <w:lang w:val="en-US"/>
+              </w:rPr>
+              <w:t>%</w:t>
+            </w:r>
+          </w:p>
+        </w:tc>
+      </w:tr>
+    </w:tbl>
+    <w:p>
+      <w:pPr>
+        <w:spacing w:after="0" w:line="276" w:lineRule="auto"/>
+        <w:ind w:left="0"/>
+        <w:jc w:val="left"/>
+        <w:rPr>
+          <w:rFonts w:ascii="Calibri" w:eastAsia="Calibri" w:hAnsi="Calibri" w:cs="Times New Roman"/>
+          <w:kern w:val="0"/>
+          <w:sz w:val="22"/>
+          <w14:ligatures w14:val="none"/>
+        </w:rPr>
+      </w:pPr>
+    </w:p>
+    <w:p>
+      <w:pPr>
+        <w:ind w:left="0"/>
+        <w:rPr>
+          <w:lang w:val="en-US"/>
+        </w:rPr>
       </w:pPr>
     </w:p>
     <w:sectPr>
@@ -13148,7 +17437,12 @@
   <w:p>
     <w:pPr>
       <w:pStyle w:val="ac"/>
-      <w:ind w:left="-680"/>
+      <w:tabs>
+        <w:tab w:val="clear" w:pos="4677"/>
+        <w:tab w:val="left" w:pos="3402"/>
+        <w:tab w:val="center" w:pos="4962"/>
+      </w:tabs>
+      <w:ind w:left="-284"/>
       <w:rPr>
         <w:u w:val="single"/>
       </w:rPr>
@@ -13184,7 +17478,12 @@
         <w:u w:val="single"/>
       </w:rPr>
       <w:tab/>
-      <w:t xml:space="preserve">                            Лабораторная работа №</w:t>
+    </w:r>
+    <w:r>
+      <w:rPr>
+        <w:u w:val="single"/>
+      </w:rPr>
+      <w:t>Лабораторная работа №</w:t>
     </w:r>
     <w:r>
       <w:rPr>
@@ -13938,7 +18237,7 @@
     <w:lsdException w:name="Table Web 2" w:semiHidden="1" w:unhideWhenUsed="1"/>
     <w:lsdException w:name="Table Web 3" w:semiHidden="1" w:unhideWhenUsed="1"/>
     <w:lsdException w:name="Balloon Text" w:semiHidden="1" w:unhideWhenUsed="1"/>
-    <w:lsdException w:name="Table Grid" w:uiPriority="39"/>
+    <w:lsdException w:name="Table Grid" w:uiPriority="59"/>
     <w:lsdException w:name="Table Theme" w:semiHidden="1" w:unhideWhenUsed="1"/>
     <w:lsdException w:name="Placeholder Text" w:semiHidden="1"/>
     <w:lsdException w:name="No Spacing" w:uiPriority="1" w:qFormat="1"/>
@@ -14755,7 +19054,7 @@
   <w:style w:type="table" w:styleId="af0">
     <w:name w:val="Table Grid"/>
     <w:basedOn w:val="a1"/>
-    <w:uiPriority w:val="39"/>
+    <w:uiPriority w:val="59"/>
     <w:rsid w:val="002B1B98"/>
     <w:pPr>
       <w:spacing w:after="0" w:line="240" w:lineRule="auto"/>
@@ -15010,6 +19309,30 @@
         </w:tcBorders>
       </w:tcPr>
     </w:tblStylePr>
+  </w:style>
+  <w:style w:type="table" w:customStyle="1" w:styleId="11">
+    <w:name w:val="Сетка таблицы1"/>
+    <w:basedOn w:val="a1"/>
+    <w:next w:val="af0"/>
+    <w:uiPriority w:val="59"/>
+    <w:rsid w:val="005728D7"/>
+    <w:pPr>
+      <w:spacing w:after="0" w:line="240" w:lineRule="auto"/>
+    </w:pPr>
+    <w:rPr>
+      <w:kern w:val="0"/>
+      <w14:ligatures w14:val="none"/>
+    </w:rPr>
+    <w:tblPr>
+      <w:tblBorders>
+        <w:top w:val="single" w:sz="4" w:space="0" w:color="auto"/>
+        <w:left w:val="single" w:sz="4" w:space="0" w:color="auto"/>
+        <w:bottom w:val="single" w:sz="4" w:space="0" w:color="auto"/>
+        <w:right w:val="single" w:sz="4" w:space="0" w:color="auto"/>
+        <w:insideH w:val="single" w:sz="4" w:space="0" w:color="auto"/>
+        <w:insideV w:val="single" w:sz="4" w:space="0" w:color="auto"/>
+      </w:tblBorders>
+    </w:tblPr>
   </w:style>
 </w:styles>
 </file>
